--- a/manual/Accouting_Manual/generated_20260408/docx/5.5_5.5 ติดตามเช็คคงค้าง (Outstanding Cheques).docx
+++ b/manual/Accouting_Manual/generated_20260408/docx/5.5_5.5 ติดตามเช็คคงค้าง (Outstanding Cheques).docx
@@ -2,6 +2,12 @@
 <file path=word/document.xml><?xml version="1.0" encoding="utf-8"?>
 <w:document xmlns:wpc="http://schemas.microsoft.com/office/word/2010/wordprocessingCanvas" xmlns:mo="http://schemas.microsoft.com/office/mac/office/2008/main" xmlns:mc="http://schemas.openxmlformats.org/markup-compatibility/2006" xmlns:mv="urn:schemas-microsoft-com:mac:vml" xmlns:o="urn:schemas-microsoft-com:office:office" xmlns:r="http://schemas.openxmlformats.org/officeDocument/2006/relationships" xmlns:m="http://schemas.openxmlformats.org/officeDocument/2006/math" xmlns:v="urn:schemas-microsoft-com:vml" xmlns:wp14="http://schemas.microsoft.com/office/word/2010/wordprocessingDrawing" xmlns:wp="http://schemas.openxmlformats.org/drawingml/2006/wordprocessingDrawing" xmlns:w10="urn:schemas-microsoft-com:office:word" xmlns:w="http://schemas.openxmlformats.org/wordprocessingml/2006/main" xmlns:w14="http://schemas.microsoft.com/office/word/2010/wordml" xmlns:wpg="http://schemas.microsoft.com/office/word/2010/wordprocessingGroup" xmlns:wpi="http://schemas.microsoft.com/office/word/2010/wordprocessingInk" xmlns:wne="http://schemas.microsoft.com/office/word/2006/wordml" xmlns:wps="http://schemas.microsoft.com/office/word/2010/wordprocessingShape" mc:Ignorable="w14 wp14">
   <w:body>
+    <w:sectPr>
+      <w:pgSz w:w="12240" w:h="15840"/>
+      <w:pgMar w:top="1008" w:right="1152" w:bottom="1008" w:left="1152" w:header="720" w:footer="720" w:gutter="0"/>
+      <w:cols w:space="720"/>
+      <w:docGrid w:linePitch="360"/>
+    </w:sectPr>
     <w:p>
       <w:pPr>
         <w:jc w:val="center"/>
@@ -117,13 +123,7 @@
         <w:pStyle w:val="ListBullet"/>
       </w:pPr>
       <w:r>
-        <w:rPr>
-          <w:rFonts w:ascii="TH Sarabun New" w:hAnsi="TH Sarabun New" w:eastAsia="TH Sarabun New"/>
-          <w:b w:val="0"/>
-          <w:i w:val="0"/>
-          <w:sz w:val="32"/>
-        </w:rPr>
-        <w:t>ตัวอย่างเช็คคงค้างจริงใน local UAT คือเลขที่ 860200001 สถานะ confirmed</w:t>
+        <w:t>ตัวอย่างเช็คคงค้างจริงในระบบ คือเลขที่ 860200001 สถานะ confirmed</w:t>
       </w:r>
     </w:p>
     <w:p>
@@ -142,68 +142,7 @@
     </w:p>
     <w:p>
       <w:r>
-        <w:rPr>
-          <w:rFonts w:ascii="TH Sarabun New" w:hAnsi="TH Sarabun New" w:eastAsia="TH Sarabun New"/>
-          <w:b/>
-          <w:i w:val="0"/>
-          <w:color w:val="1F4E79"/>
-          <w:sz w:val="36"/>
-        </w:rPr>
-        <w:t>เมนูที่ใช้</w:t>
-      </w:r>
-    </w:p>
-    <w:p>
-      <w:pPr>
-        <w:pStyle w:val="ListBullet"/>
-      </w:pPr>
-      <w:r>
-        <w:rPr>
-          <w:rFonts w:ascii="TH Sarabun New" w:hAnsi="TH Sarabun New" w:eastAsia="TH Sarabun New"/>
-          <w:b w:val="0"/>
-          <w:i w:val="0"/>
-          <w:sz w:val="32"/>
-        </w:rPr>
-        <w:t>Cheque &gt; Cheque &gt; Cheque Paying</w:t>
-      </w:r>
-    </w:p>
-    <w:p>
-      <w:pPr>
-        <w:pStyle w:val="ListBullet"/>
-      </w:pPr>
-      <w:r>
-        <w:rPr>
-          <w:rFonts w:ascii="TH Sarabun New" w:hAnsi="TH Sarabun New" w:eastAsia="TH Sarabun New"/>
-          <w:b w:val="0"/>
-          <w:i w:val="0"/>
-          <w:sz w:val="32"/>
-        </w:rPr>
-        <w:t>Cheque &gt; Cheque &gt; Cheque Transactions</w:t>
-      </w:r>
-    </w:p>
-    <w:p>
-      <w:pPr>
-        <w:pStyle w:val="ListBullet"/>
-      </w:pPr>
-      <w:r>
-        <w:rPr>
-          <w:rFonts w:ascii="TH Sarabun New" w:hAnsi="TH Sarabun New" w:eastAsia="TH Sarabun New"/>
-          <w:b w:val="0"/>
-          <w:i w:val="0"/>
-          <w:sz w:val="32"/>
-        </w:rPr>
-        <w:t>Cheque &gt; Cheque &gt; Paid Cheque</w:t>
-      </w:r>
-    </w:p>
-    <w:p>
-      <w:r>
-        <w:rPr>
-          <w:rFonts w:ascii="TH Sarabun New" w:hAnsi="TH Sarabun New" w:eastAsia="TH Sarabun New"/>
-          <w:b/>
-          <w:i w:val="0"/>
-          <w:color w:val="1F4E79"/>
-          <w:sz w:val="36"/>
-        </w:rPr>
-        <w:t>ฟังก์ชันที่ทำได้จริง</w:t>
+        <w:t>สิ่งที่ทำได้ในหน้าจอนี้</w:t>
       </w:r>
     </w:p>
     <w:tbl>
@@ -310,13 +249,7 @@
           </w:tcPr>
           <w:p>
             <w:r>
-              <w:rPr>
-                <w:rFonts w:ascii="TH Sarabun New" w:hAnsi="TH Sarabun New" w:eastAsia="TH Sarabun New"/>
-                <w:b w:val="0"/>
-                <w:i w:val="0"/>
-                <w:sz w:val="28"/>
-              </w:rPr>
-              <w:t>ใช้ค้นหาเช็คที่ยัง Confirmed หรือยังไม่ปิด flow</w:t>
+              <w:t>ใช้ค้นหาเช็คที่ยัง Confirmed หรือยังไม่ปิด ลำดับการทำงาน</w:t>
             </w:r>
           </w:p>
         </w:tc>
@@ -360,13 +293,7 @@
           </w:tcPr>
           <w:p>
             <w:r>
-              <w:rPr>
-                <w:rFonts w:ascii="TH Sarabun New" w:hAnsi="TH Sarabun New" w:eastAsia="TH Sarabun New"/>
-                <w:b w:val="0"/>
-                <w:i w:val="0"/>
-                <w:sz w:val="28"/>
-              </w:rPr>
-              <w:t>ใช้ค้นหาย้อนหลังหรือใช้ filter เพิ่มเติม</w:t>
+              <w:t>ใช้ค้นหาย้อนหลังหรือใช้ ตัวกรอง เพิ่มเติม</w:t>
             </w:r>
           </w:p>
         </w:tc>
@@ -410,13 +337,7 @@
           </w:tcPr>
           <w:p>
             <w:r>
-              <w:rPr>
-                <w:rFonts w:ascii="TH Sarabun New" w:hAnsi="TH Sarabun New" w:eastAsia="TH Sarabun New"/>
-                <w:b w:val="0"/>
-                <w:i w:val="0"/>
-                <w:sz w:val="28"/>
-              </w:rPr>
-              <w:t>ใช้ตรวจเช็คผลลัพธ์หลังจบ flow</w:t>
+              <w:t>ใช้ตรวจเช็คผลลัพธ์หลังจบ ลำดับการทำงาน</w:t>
             </w:r>
           </w:p>
         </w:tc>
@@ -524,28 +445,13 @@
     </w:tbl>
     <w:p>
       <w:r>
-        <w:rPr>
-          <w:rFonts w:ascii="TH Sarabun New" w:hAnsi="TH Sarabun New" w:eastAsia="TH Sarabun New"/>
-          <w:b/>
-          <w:i w:val="0"/>
-          <w:color w:val="1F4E79"/>
-          <w:sz w:val="36"/>
-        </w:rPr>
-        <w:t>ขั้นตอนการใช้งาน</w:t>
+        <w:t>1. เข้าใช้งานจากหน้าหลัก</w:t>
       </w:r>
     </w:p>
     <w:p>
-      <w:r>
-        <w:rPr>
-          <w:rFonts w:ascii="TH Sarabun New" w:hAnsi="TH Sarabun New" w:eastAsia="TH Sarabun New"/>
-          <w:b/>
-          <w:i w:val="0"/>
-          <w:sz w:val="32"/>
-        </w:rPr>
-        <w:t>ขั้นตอนที่ 1 ค้นหาเช็คคงค้าง</w:t>
-      </w:r>
-    </w:p>
-    <w:p>
+      <w:pPr>
+        <w:pStyle w:val="ListBullet"/>
+      </w:pPr>
       <w:r>
         <w:rPr>
           <w:rFonts w:ascii="TH Sarabun New" w:hAnsi="TH Sarabun New" w:eastAsia="TH Sarabun New"/>
@@ -553,10 +459,13 @@
           <w:i w:val="0"/>
           <w:sz w:val="32"/>
         </w:rPr>
-        <w:t>1. เข้าเมนู Cheque &gt; Cheque &gt; Cheque Paying แล้วค้นหาเลขเช็คหรือชื่อคู่ค้าที่ต้องการ</w:t>
+        <w:t>Cheque &gt; Cheque &gt; Cheque Paying</w:t>
       </w:r>
     </w:p>
     <w:p>
+      <w:pPr>
+        <w:pStyle w:val="ListBullet"/>
+      </w:pPr>
       <w:r>
         <w:rPr>
           <w:rFonts w:ascii="TH Sarabun New" w:hAnsi="TH Sarabun New" w:eastAsia="TH Sarabun New"/>
@@ -564,21 +473,13 @@
           <w:i w:val="0"/>
           <w:sz w:val="32"/>
         </w:rPr>
-        <w:t>2. เปิดเช็คตัวอย่าง 860200001 เพื่อดูรายละเอียดเช็คขาออกที่ยังคงค้าง</w:t>
+        <w:t>Cheque &gt; Cheque &gt; Cheque Transactions</w:t>
       </w:r>
     </w:p>
     <w:p>
-      <w:r>
-        <w:rPr>
-          <w:rFonts w:ascii="TH Sarabun New" w:hAnsi="TH Sarabun New" w:eastAsia="TH Sarabun New"/>
-          <w:b/>
-          <w:i w:val="0"/>
-          <w:sz w:val="32"/>
-        </w:rPr>
-        <w:t>ขั้นตอนที่ 2 ตรวจสถานะและรายการบัญชี</w:t>
-      </w:r>
-    </w:p>
-    <w:p>
+      <w:pPr>
+        <w:pStyle w:val="ListBullet"/>
+      </w:pPr>
       <w:r>
         <w:rPr>
           <w:rFonts w:ascii="TH Sarabun New" w:hAnsi="TH Sarabun New" w:eastAsia="TH Sarabun New"/>
@@ -586,63 +487,15 @@
           <w:i w:val="0"/>
           <w:sz w:val="32"/>
         </w:rPr>
-        <w:t>1. ตรวจสอบฟิลด์ state ว่าอยู่ในสถานะ Confirmed หรือสถานะอื่น</w:t>
+        <w:t>Cheque &gt; Cheque &gt; Paid Cheque</w:t>
       </w:r>
     </w:p>
     <w:p>
       <w:r>
         <w:rPr>
-          <w:rFonts w:ascii="TH Sarabun New" w:hAnsi="TH Sarabun New" w:eastAsia="TH Sarabun New"/>
           <w:b w:val="0"/>
-          <w:i w:val="0"/>
-          <w:sz w:val="32"/>
         </w:rPr>
-        <w:t>2. กด Smart Button Payment Entry เพื่อตรวจสอบว่ารายการบัญชีปัจจุบันยังคง Credit บัญชีพักเช็คจ่ายอยู่หรือไม่</w:t>
-      </w:r>
-    </w:p>
-    <w:p>
-      <w:r>
-        <w:rPr>
-          <w:rFonts w:ascii="TH Sarabun New" w:hAnsi="TH Sarabun New" w:eastAsia="TH Sarabun New"/>
-          <w:b/>
-          <w:i w:val="0"/>
-          <w:sz w:val="32"/>
-        </w:rPr>
-        <w:t>ขั้นตอนที่ 3 ตัดสินใจเมื่อเช็คเริ่มเคลียร์</w:t>
-      </w:r>
-    </w:p>
-    <w:p>
-      <w:r>
-        <w:rPr>
-          <w:rFonts w:ascii="TH Sarabun New" w:hAnsi="TH Sarabun New" w:eastAsia="TH Sarabun New"/>
-          <w:b w:val="0"/>
-          <w:i w:val="0"/>
-          <w:sz w:val="32"/>
-        </w:rPr>
-        <w:t>1. หากธนาคารเริ่มนำเช็คไปเรียกเก็บ ให้กด Bank Deposit เพื่อขยับเช็คเข้าสู่ขั้นตอนการเคลียร์</w:t>
-      </w:r>
-    </w:p>
-    <w:p>
-      <w:r>
-        <w:rPr>
-          <w:rFonts w:ascii="TH Sarabun New" w:hAnsi="TH Sarabun New" w:eastAsia="TH Sarabun New"/>
-          <w:b w:val="0"/>
-          <w:i w:val="0"/>
-          <w:sz w:val="32"/>
-        </w:rPr>
-        <w:t>2. เมื่อเช็คถูกตัดผ่านบัญชีแล้ว สามารถตรวจเช็คตัวอย่างเลขที่ 860200002 ในเมนู Paid Cheque ประกอบได้</w:t>
-      </w:r>
-    </w:p>
-    <w:p>
-      <w:r>
-        <w:rPr>
-          <w:rFonts w:ascii="TH Sarabun New" w:hAnsi="TH Sarabun New" w:eastAsia="TH Sarabun New"/>
-          <w:b/>
-          <w:i w:val="0"/>
-          <w:color w:val="1F4E79"/>
-          <w:sz w:val="36"/>
-        </w:rPr>
-        <w:t>ภาพประกอบการใช้งาน</w:t>
+        <w:t>ให้เริ่มจากหน้า Dashboard แล้วกดเข้าโมดูลตามภาพ จากนั้นกดเมนูย่อยตามหมายเลขในภาพเพื่อเข้าสู่หน้าที่ใช้ทำรายการจริง.</w:t>
       </w:r>
     </w:p>
     <w:p>
@@ -652,8 +505,8 @@
       <w:r>
         <w:drawing>
           <wp:inline xmlns:a="http://schemas.openxmlformats.org/drawingml/2006/main" xmlns:pic="http://schemas.openxmlformats.org/drawingml/2006/picture">
-            <wp:extent cx="5943600" cy="4457700"/>
-            <wp:docPr id="1" name="Picture 1"/>
+            <wp:extent cx="5852160" cy="4389120"/>
+            <wp:docPr id="7" name="Picture 7"/>
             <wp:cNvGraphicFramePr>
               <a:graphicFrameLocks noChangeAspect="1"/>
             </wp:cNvGraphicFramePr>
@@ -661,11 +514,11 @@
               <a:graphicData uri="http://schemas.openxmlformats.org/drawingml/2006/picture">
                 <pic:pic>
                   <pic:nvPicPr>
-                    <pic:cNvPr id="0" name="cheque_out_confirmed_manual_annotated.png"/>
+                    <pic:cNvPr id="0" name="image.png"/>
                     <pic:cNvPicPr/>
                   </pic:nvPicPr>
                   <pic:blipFill>
-                    <a:blip r:embed="rId9"/>
+                    <a:blip r:embed="rId11"/>
                     <a:stretch>
                       <a:fillRect/>
                     </a:stretch>
@@ -673,7 +526,7 @@
                   <pic:spPr>
                     <a:xfrm>
                       <a:off x="0" y="0"/>
-                      <a:ext cx="5943600" cy="4457700"/>
+                      <a:ext cx="5852160" cy="4389120"/>
                     </a:xfrm>
                     <a:prstGeom prst="rect"/>
                   </pic:spPr>
@@ -689,13 +542,7 @@
         <w:jc w:val="center"/>
       </w:pPr>
       <w:r>
-        <w:rPr>
-          <w:rFonts w:ascii="TH Sarabun New" w:hAnsi="TH Sarabun New" w:eastAsia="TH Sarabun New"/>
-          <w:b w:val="0"/>
-          <w:i/>
-          <w:sz w:val="28"/>
-        </w:rPr>
-        <w:t>รูป 5.5.1 ตัวอย่างเช็คขาออกสถานะ Outstanding/Confirmed ที่ยังไม่ตัดผ่านธนาคาร</w:t>
+        <w:t>รูป 5.5A.1 หน้า Dashboard สำหรับเข้าโมดูล Cheque</w:t>
       </w:r>
     </w:p>
     <w:p>
@@ -705,8 +552,8 @@
       <w:r>
         <w:drawing>
           <wp:inline xmlns:a="http://schemas.openxmlformats.org/drawingml/2006/main" xmlns:pic="http://schemas.openxmlformats.org/drawingml/2006/picture">
-            <wp:extent cx="5943600" cy="4457700"/>
-            <wp:docPr id="2" name="Picture 2"/>
+            <wp:extent cx="5852160" cy="4389120"/>
+            <wp:docPr id="8" name="Picture 8"/>
             <wp:cNvGraphicFramePr>
               <a:graphicFrameLocks noChangeAspect="1"/>
             </wp:cNvGraphicFramePr>
@@ -714,11 +561,11 @@
               <a:graphicData uri="http://schemas.openxmlformats.org/drawingml/2006/picture">
                 <pic:pic>
                   <pic:nvPicPr>
-                    <pic:cNvPr id="0" name="cheque_out_paid_manual_annotated.png"/>
+                    <pic:cNvPr id="0" name="image.png"/>
                     <pic:cNvPicPr/>
                   </pic:nvPicPr>
                   <pic:blipFill>
-                    <a:blip r:embed="rId10"/>
+                    <a:blip r:embed="rId12"/>
                     <a:stretch>
                       <a:fillRect/>
                     </a:stretch>
@@ -726,7 +573,7 @@
                   <pic:spPr>
                     <a:xfrm>
                       <a:off x="0" y="0"/>
-                      <a:ext cx="5943600" cy="4457700"/>
+                      <a:ext cx="5852160" cy="4389120"/>
                     </a:xfrm>
                     <a:prstGeom prst="rect"/>
                   </pic:spPr>
@@ -742,493 +589,12 @@
         <w:jc w:val="center"/>
       </w:pPr>
       <w:r>
-        <w:rPr>
-          <w:rFonts w:ascii="TH Sarabun New" w:hAnsi="TH Sarabun New" w:eastAsia="TH Sarabun New"/>
-          <w:b w:val="0"/>
-          <w:i/>
-          <w:sz w:val="28"/>
-        </w:rPr>
-        <w:t>รูป 5.5.2 ตัวอย่างเช็คขาออกสถานะ Paid สำหรับเปรียบเทียบหลังเคลียร์แล้ว</w:t>
+        <w:t>รูป 5.5A.2 เมนู Cheque &gt; Operations</w:t>
       </w:r>
     </w:p>
     <w:p>
       <w:r>
-        <w:rPr>
-          <w:rFonts w:ascii="TH Sarabun New" w:hAnsi="TH Sarabun New" w:eastAsia="TH Sarabun New"/>
-          <w:b/>
-          <w:i w:val="0"/>
-          <w:color w:val="1F4E79"/>
-          <w:sz w:val="36"/>
-        </w:rPr>
-        <w:t>คำอธิบายฟิลด์และส่วนสำคัญบนหน้าจอ</w:t>
-      </w:r>
-    </w:p>
-    <w:p>
-      <w:r>
-        <w:rPr>
-          <w:rFonts w:ascii="TH Sarabun New" w:hAnsi="TH Sarabun New" w:eastAsia="TH Sarabun New"/>
-          <w:b/>
-          <w:i w:val="0"/>
-          <w:color w:val="1F4E79"/>
-          <w:sz w:val="36"/>
-        </w:rPr>
-        <w:t>สิ่งที่ต้องตรวจบนเช็คคงค้าง</w:t>
-      </w:r>
-    </w:p>
-    <w:tbl>
-      <w:tblPr>
-        <w:tblStyle w:val="TableGrid"/>
-        <w:tblW w:type="auto" w:w="0"/>
-        <w:tblLayout w:type="autofit"/>
-        <w:tblLook w:firstColumn="1" w:firstRow="1" w:lastColumn="0" w:lastRow="0" w:noHBand="0" w:noVBand="1" w:val="04A0"/>
-      </w:tblPr>
-      <w:tblGrid>
-        <w:gridCol w:w="3312"/>
-        <w:gridCol w:w="3312"/>
-        <w:gridCol w:w="3312"/>
-      </w:tblGrid>
-      <w:tr>
-        <w:tc>
-          <w:tcPr>
-            <w:tcW w:type="dxa" w:w="3312"/>
-            <w:shd w:fill="D9EAF7"/>
-          </w:tcPr>
-          <w:p>
-            <w:r>
-              <w:rPr>
-                <w:rFonts w:ascii="TH Sarabun New" w:hAnsi="TH Sarabun New" w:eastAsia="TH Sarabun New"/>
-                <w:b w:val="0"/>
-                <w:i w:val="0"/>
-                <w:sz w:val="28"/>
-              </w:rPr>
-              <w:t>Field / Section</w:t>
-            </w:r>
-          </w:p>
-        </w:tc>
-        <w:tc>
-          <w:tcPr>
-            <w:tcW w:type="dxa" w:w="3312"/>
-            <w:shd w:fill="D9EAF7"/>
-          </w:tcPr>
-          <w:p>
-            <w:r>
-              <w:rPr>
-                <w:rFonts w:ascii="TH Sarabun New" w:hAnsi="TH Sarabun New" w:eastAsia="TH Sarabun New"/>
-                <w:b w:val="0"/>
-                <w:i w:val="0"/>
-                <w:sz w:val="28"/>
-              </w:rPr>
-              <w:t>ความหมาย</w:t>
-            </w:r>
-          </w:p>
-        </w:tc>
-        <w:tc>
-          <w:tcPr>
-            <w:tcW w:type="dxa" w:w="3312"/>
-            <w:shd w:fill="D9EAF7"/>
-          </w:tcPr>
-          <w:p>
-            <w:r>
-              <w:rPr>
-                <w:rFonts w:ascii="TH Sarabun New" w:hAnsi="TH Sarabun New" w:eastAsia="TH Sarabun New"/>
-                <w:b w:val="0"/>
-                <w:i w:val="0"/>
-                <w:sz w:val="28"/>
-              </w:rPr>
-              <w:t>วิธีใช้งานหรือค่าตัวอย่าง</w:t>
-            </w:r>
-          </w:p>
-        </w:tc>
-      </w:tr>
-      <w:tr>
-        <w:tc>
-          <w:tcPr>
-            <w:tcW w:type="dxa" w:w="3312"/>
-          </w:tcPr>
-          <w:p>
-            <w:r>
-              <w:rPr>
-                <w:rFonts w:ascii="TH Sarabun New" w:hAnsi="TH Sarabun New" w:eastAsia="TH Sarabun New"/>
-                <w:b w:val="0"/>
-                <w:i w:val="0"/>
-                <w:sz w:val="28"/>
-              </w:rPr>
-              <w:t>state</w:t>
-            </w:r>
-          </w:p>
-        </w:tc>
-        <w:tc>
-          <w:tcPr>
-            <w:tcW w:type="dxa" w:w="3312"/>
-          </w:tcPr>
-          <w:p>
-            <w:r>
-              <w:rPr>
-                <w:rFonts w:ascii="TH Sarabun New" w:hAnsi="TH Sarabun New" w:eastAsia="TH Sarabun New"/>
-                <w:b w:val="0"/>
-                <w:i w:val="0"/>
-                <w:sz w:val="28"/>
-              </w:rPr>
-              <w:t>สถานะปัจจุบันของเช็ค</w:t>
-            </w:r>
-          </w:p>
-        </w:tc>
-        <w:tc>
-          <w:tcPr>
-            <w:tcW w:type="dxa" w:w="3312"/>
-          </w:tcPr>
-          <w:p>
-            <w:r>
-              <w:rPr>
-                <w:rFonts w:ascii="TH Sarabun New" w:hAnsi="TH Sarabun New" w:eastAsia="TH Sarabun New"/>
-                <w:b w:val="0"/>
-                <w:i w:val="0"/>
-                <w:sz w:val="28"/>
-              </w:rPr>
-              <w:t>Confirmed = คงค้าง, Paid = เคลียร์แล้ว</w:t>
-            </w:r>
-          </w:p>
-        </w:tc>
-      </w:tr>
-      <w:tr>
-        <w:tc>
-          <w:tcPr>
-            <w:tcW w:type="dxa" w:w="3312"/>
-          </w:tcPr>
-          <w:p>
-            <w:r>
-              <w:rPr>
-                <w:rFonts w:ascii="TH Sarabun New" w:hAnsi="TH Sarabun New" w:eastAsia="TH Sarabun New"/>
-                <w:b w:val="0"/>
-                <w:i w:val="0"/>
-                <w:sz w:val="28"/>
-              </w:rPr>
-              <w:t>payment_ids</w:t>
-            </w:r>
-          </w:p>
-        </w:tc>
-        <w:tc>
-          <w:tcPr>
-            <w:tcW w:type="dxa" w:w="3312"/>
-          </w:tcPr>
-          <w:p>
-            <w:r>
-              <w:rPr>
-                <w:rFonts w:ascii="TH Sarabun New" w:hAnsi="TH Sarabun New" w:eastAsia="TH Sarabun New"/>
-                <w:b w:val="0"/>
-                <w:i w:val="0"/>
-                <w:sz w:val="28"/>
-              </w:rPr>
-              <w:t>รายการ Payment ที่ผูกกับเช็ค</w:t>
-            </w:r>
-          </w:p>
-        </w:tc>
-        <w:tc>
-          <w:tcPr>
-            <w:tcW w:type="dxa" w:w="3312"/>
-          </w:tcPr>
-          <w:p>
-            <w:r>
-              <w:rPr>
-                <w:rFonts w:ascii="TH Sarabun New" w:hAnsi="TH Sarabun New" w:eastAsia="TH Sarabun New"/>
-                <w:b w:val="0"/>
-                <w:i w:val="0"/>
-                <w:sz w:val="28"/>
-              </w:rPr>
-              <w:t>ใช้ตรวจสอบยอดที่จ่ายจริงและชื่อรายการชำระ</w:t>
-            </w:r>
-          </w:p>
-        </w:tc>
-      </w:tr>
-      <w:tr>
-        <w:tc>
-          <w:tcPr>
-            <w:tcW w:type="dxa" w:w="3312"/>
-          </w:tcPr>
-          <w:p>
-            <w:r>
-              <w:rPr>
-                <w:rFonts w:ascii="TH Sarabun New" w:hAnsi="TH Sarabun New" w:eastAsia="TH Sarabun New"/>
-                <w:b w:val="0"/>
-                <w:i w:val="0"/>
-                <w:sz w:val="28"/>
-              </w:rPr>
-              <w:t>payment_moves</w:t>
-            </w:r>
-          </w:p>
-        </w:tc>
-        <w:tc>
-          <w:tcPr>
-            <w:tcW w:type="dxa" w:w="3312"/>
-          </w:tcPr>
-          <w:p>
-            <w:r>
-              <w:rPr>
-                <w:rFonts w:ascii="TH Sarabun New" w:hAnsi="TH Sarabun New" w:eastAsia="TH Sarabun New"/>
-                <w:b w:val="0"/>
-                <w:i w:val="0"/>
-                <w:sz w:val="28"/>
-              </w:rPr>
-              <w:t>Payment Entry ที่ระบบสร้างตอนออกเช็ค</w:t>
-            </w:r>
-          </w:p>
-        </w:tc>
-        <w:tc>
-          <w:tcPr>
-            <w:tcW w:type="dxa" w:w="3312"/>
-          </w:tcPr>
-          <w:p>
-            <w:r>
-              <w:rPr>
-                <w:rFonts w:ascii="TH Sarabun New" w:hAnsi="TH Sarabun New" w:eastAsia="TH Sarabun New"/>
-                <w:b w:val="0"/>
-                <w:i w:val="0"/>
-                <w:sz w:val="28"/>
-              </w:rPr>
-              <w:t>ใช้ดูว่าปิดเจ้าหนี้แล้วหรือยัง</w:t>
-            </w:r>
-          </w:p>
-        </w:tc>
-      </w:tr>
-      <w:tr>
-        <w:tc>
-          <w:tcPr>
-            <w:tcW w:type="dxa" w:w="3312"/>
-          </w:tcPr>
-          <w:p>
-            <w:r>
-              <w:rPr>
-                <w:rFonts w:ascii="TH Sarabun New" w:hAnsi="TH Sarabun New" w:eastAsia="TH Sarabun New"/>
-                <w:b w:val="0"/>
-                <w:i w:val="0"/>
-                <w:sz w:val="28"/>
-              </w:rPr>
-              <w:t>deposit_move</w:t>
-            </w:r>
-          </w:p>
-        </w:tc>
-        <w:tc>
-          <w:tcPr>
-            <w:tcW w:type="dxa" w:w="3312"/>
-          </w:tcPr>
-          <w:p>
-            <w:r>
-              <w:rPr>
-                <w:rFonts w:ascii="TH Sarabun New" w:hAnsi="TH Sarabun New" w:eastAsia="TH Sarabun New"/>
-                <w:b w:val="0"/>
-                <w:i w:val="0"/>
-                <w:sz w:val="28"/>
-              </w:rPr>
-              <w:t>Journal Entry ตอนเคลียร์ธนาคาร</w:t>
-            </w:r>
-          </w:p>
-        </w:tc>
-        <w:tc>
-          <w:tcPr>
-            <w:tcW w:type="dxa" w:w="3312"/>
-          </w:tcPr>
-          <w:p>
-            <w:r>
-              <w:rPr>
-                <w:rFonts w:ascii="TH Sarabun New" w:hAnsi="TH Sarabun New" w:eastAsia="TH Sarabun New"/>
-                <w:b w:val="0"/>
-                <w:i w:val="0"/>
-                <w:sz w:val="28"/>
-              </w:rPr>
-              <w:t>จะมีค่าเมื่อเช็คถูกตัดผ่านธนาคารแล้ว</w:t>
-            </w:r>
-          </w:p>
-        </w:tc>
-      </w:tr>
-    </w:tbl>
-    <w:p>
-      <w:r>
-        <w:rPr>
-          <w:rFonts w:ascii="TH Sarabun New" w:hAnsi="TH Sarabun New" w:eastAsia="TH Sarabun New"/>
-          <w:b/>
-          <w:i w:val="0"/>
-          <w:color w:val="1F4E79"/>
-          <w:sz w:val="36"/>
-        </w:rPr>
-        <w:t>ตัวอย่าง Scenario จากข้อมูลจริงใน local UAT</w:t>
-      </w:r>
-    </w:p>
-    <w:tbl>
-      <w:tblPr>
-        <w:tblStyle w:val="TableGrid"/>
-        <w:tblW w:type="auto" w:w="0"/>
-        <w:tblLayout w:type="autofit"/>
-        <w:tblLook w:firstColumn="1" w:firstRow="1" w:lastColumn="0" w:lastRow="0" w:noHBand="0" w:noVBand="1" w:val="04A0"/>
-      </w:tblPr>
-      <w:tblGrid>
-        <w:gridCol w:w="3312"/>
-        <w:gridCol w:w="3312"/>
-        <w:gridCol w:w="3312"/>
-      </w:tblGrid>
-      <w:tr>
-        <w:tc>
-          <w:tcPr>
-            <w:tcW w:type="dxa" w:w="3312"/>
-            <w:shd w:fill="D9EAF7"/>
-          </w:tcPr>
-          <w:p>
-            <w:r>
-              <w:rPr>
-                <w:rFonts w:ascii="TH Sarabun New" w:hAnsi="TH Sarabun New" w:eastAsia="TH Sarabun New"/>
-                <w:b w:val="0"/>
-                <w:i w:val="0"/>
-                <w:sz w:val="28"/>
-              </w:rPr>
-              <w:t>Scenario</w:t>
-            </w:r>
-          </w:p>
-        </w:tc>
-        <w:tc>
-          <w:tcPr>
-            <w:tcW w:type="dxa" w:w="3312"/>
-            <w:shd w:fill="D9EAF7"/>
-          </w:tcPr>
-          <w:p>
-            <w:r>
-              <w:rPr>
-                <w:rFonts w:ascii="TH Sarabun New" w:hAnsi="TH Sarabun New" w:eastAsia="TH Sarabun New"/>
-                <w:b w:val="0"/>
-                <w:i w:val="0"/>
-                <w:sz w:val="28"/>
-              </w:rPr>
-              <w:t>ข้อมูลตัวอย่าง</w:t>
-            </w:r>
-          </w:p>
-        </w:tc>
-        <w:tc>
-          <w:tcPr>
-            <w:tcW w:type="dxa" w:w="3312"/>
-            <w:shd w:fill="D9EAF7"/>
-          </w:tcPr>
-          <w:p>
-            <w:r>
-              <w:rPr>
-                <w:rFonts w:ascii="TH Sarabun New" w:hAnsi="TH Sarabun New" w:eastAsia="TH Sarabun New"/>
-                <w:b w:val="0"/>
-                <w:i w:val="0"/>
-                <w:sz w:val="28"/>
-              </w:rPr>
-              <w:t>ผลลัพธ์ที่ต้องเห็น</w:t>
-            </w:r>
-          </w:p>
-        </w:tc>
-      </w:tr>
-      <w:tr>
-        <w:tc>
-          <w:tcPr>
-            <w:tcW w:type="dxa" w:w="3312"/>
-          </w:tcPr>
-          <w:p>
-            <w:r>
-              <w:rPr>
-                <w:rFonts w:ascii="TH Sarabun New" w:hAnsi="TH Sarabun New" w:eastAsia="TH Sarabun New"/>
-                <w:b w:val="0"/>
-                <w:i w:val="0"/>
-                <w:sz w:val="28"/>
-              </w:rPr>
-              <w:t>Scenario A: เช็คยังไม่ออกจากธนาคาร</w:t>
-            </w:r>
-          </w:p>
-        </w:tc>
-        <w:tc>
-          <w:tcPr>
-            <w:tcW w:type="dxa" w:w="3312"/>
-          </w:tcPr>
-          <w:p>
-            <w:r>
-              <w:rPr>
-                <w:rFonts w:ascii="TH Sarabun New" w:hAnsi="TH Sarabun New" w:eastAsia="TH Sarabun New"/>
-                <w:b w:val="0"/>
-                <w:i w:val="0"/>
-                <w:sz w:val="28"/>
-              </w:rPr>
-              <w:t>เช็ค 860200001 ยังอยู่สถานะ confirmed</w:t>
-            </w:r>
-          </w:p>
-        </w:tc>
-        <w:tc>
-          <w:tcPr>
-            <w:tcW w:type="dxa" w:w="3312"/>
-          </w:tcPr>
-          <w:p>
-            <w:r>
-              <w:rPr>
-                <w:rFonts w:ascii="TH Sarabun New" w:hAnsi="TH Sarabun New" w:eastAsia="TH Sarabun New"/>
-                <w:b w:val="0"/>
-                <w:i w:val="0"/>
-                <w:sz w:val="28"/>
-              </w:rPr>
-              <w:t>ยอดยังอยู่ในบัญชีพักเช็คจ่าย</w:t>
-            </w:r>
-          </w:p>
-        </w:tc>
-      </w:tr>
-      <w:tr>
-        <w:tc>
-          <w:tcPr>
-            <w:tcW w:type="dxa" w:w="3312"/>
-          </w:tcPr>
-          <w:p>
-            <w:r>
-              <w:rPr>
-                <w:rFonts w:ascii="TH Sarabun New" w:hAnsi="TH Sarabun New" w:eastAsia="TH Sarabun New"/>
-                <w:b w:val="0"/>
-                <w:i w:val="0"/>
-                <w:sz w:val="28"/>
-              </w:rPr>
-              <w:t>Scenario B: เช็คเคลียร์แล้ว</w:t>
-            </w:r>
-          </w:p>
-        </w:tc>
-        <w:tc>
-          <w:tcPr>
-            <w:tcW w:type="dxa" w:w="3312"/>
-          </w:tcPr>
-          <w:p>
-            <w:r>
-              <w:rPr>
-                <w:rFonts w:ascii="TH Sarabun New" w:hAnsi="TH Sarabun New" w:eastAsia="TH Sarabun New"/>
-                <w:b w:val="0"/>
-                <w:i w:val="0"/>
-                <w:sz w:val="28"/>
-              </w:rPr>
-              <w:t>เช็ค 860200002 อยู่สถานะ paid</w:t>
-            </w:r>
-          </w:p>
-        </w:tc>
-        <w:tc>
-          <w:tcPr>
-            <w:tcW w:type="dxa" w:w="3312"/>
-          </w:tcPr>
-          <w:p>
-            <w:r>
-              <w:rPr>
-                <w:rFonts w:ascii="TH Sarabun New" w:hAnsi="TH Sarabun New" w:eastAsia="TH Sarabun New"/>
-                <w:b w:val="0"/>
-                <w:i w:val="0"/>
-                <w:sz w:val="28"/>
-              </w:rPr>
-              <w:t>ยอดออกจากบัญชีพักเช็คจ่ายและตัดเข้าบัญชีธนาคารจริงแล้ว</w:t>
-            </w:r>
-          </w:p>
-        </w:tc>
-      </w:tr>
-    </w:tbl>
-    <w:p>
-      <w:r>
-        <w:rPr>
-          <w:rFonts w:ascii="TH Sarabun New" w:hAnsi="TH Sarabun New" w:eastAsia="TH Sarabun New"/>
-          <w:b/>
-          <w:i w:val="0"/>
-          <w:color w:val="1F4E79"/>
-          <w:sz w:val="36"/>
-        </w:rPr>
-        <w:t>การอธิบาย Journal Items และขาบัญชี</w:t>
+        <w:t>3. ตรวจสอบรายการบัญชี (Journal Entry)</w:t>
       </w:r>
     </w:p>
     <w:p>
@@ -1732,13 +1098,562 @@
     <w:p>
       <w:r>
         <w:rPr>
+          <w:b w:val="0"/>
+        </w:rPr>
+        <w:t>หลังบันทึกรายการสำเร็จ ให้เปิด Journal Entry เพื่อตรวจดูว่าระบบบันทึกเงินเข้า เงินออก หรือบัญชีพักไว้ที่บัญชีใดบ้างตามตัวอย่างจริงด้านล่าง.</w:t>
+      </w:r>
+    </w:p>
+    <w:p>
+      <w:pPr>
+        <w:jc w:val="center"/>
+      </w:pPr>
+      <w:r>
+        <w:drawing>
+          <wp:inline xmlns:a="http://schemas.openxmlformats.org/drawingml/2006/main" xmlns:pic="http://schemas.openxmlformats.org/drawingml/2006/picture">
+            <wp:extent cx="5852160" cy="4389120"/>
+            <wp:docPr id="9" name="Picture 9"/>
+            <wp:cNvGraphicFramePr>
+              <a:graphicFrameLocks noChangeAspect="1"/>
+            </wp:cNvGraphicFramePr>
+            <a:graphic>
+              <a:graphicData uri="http://schemas.openxmlformats.org/drawingml/2006/picture">
+                <pic:pic>
+                  <pic:nvPicPr>
+                    <pic:cNvPr id="0" name="image.png"/>
+                    <pic:cNvPicPr/>
+                  </pic:nvPicPr>
+                  <pic:blipFill>
+                    <a:blip r:embed="rId13"/>
+                    <a:stretch>
+                      <a:fillRect/>
+                    </a:stretch>
+                  </pic:blipFill>
+                  <pic:spPr>
+                    <a:xfrm>
+                      <a:off x="0" y="0"/>
+                      <a:ext cx="5852160" cy="4389120"/>
+                    </a:xfrm>
+                    <a:prstGeom prst="rect"/>
+                  </pic:spPr>
+                </pic:pic>
+              </a:graphicData>
+            </a:graphic>
+          </wp:inline>
+        </w:drawing>
+      </w:r>
+    </w:p>
+    <w:p>
+      <w:pPr>
+        <w:jc w:val="center"/>
+      </w:pPr>
+      <w:r>
+        <w:t>รูป 5.5A.3 Journal Entry ที่ใช้ตรวจยอด Outstanding Cheque</w:t>
+      </w:r>
+    </w:p>
+    <w:p>
+      <w:pPr>
+        <w:jc w:val="center"/>
+      </w:pPr>
+      <w:r>
+        <w:drawing>
+          <wp:inline xmlns:a="http://schemas.openxmlformats.org/drawingml/2006/main" xmlns:pic="http://schemas.openxmlformats.org/drawingml/2006/picture">
+            <wp:extent cx="5852160" cy="4389120"/>
+            <wp:docPr id="10" name="Picture 10"/>
+            <wp:cNvGraphicFramePr>
+              <a:graphicFrameLocks noChangeAspect="1"/>
+            </wp:cNvGraphicFramePr>
+            <a:graphic>
+              <a:graphicData uri="http://schemas.openxmlformats.org/drawingml/2006/picture">
+                <pic:pic>
+                  <pic:nvPicPr>
+                    <pic:cNvPr id="0" name="image.png"/>
+                    <pic:cNvPicPr/>
+                  </pic:nvPicPr>
+                  <pic:blipFill>
+                    <a:blip r:embed="rId14"/>
+                    <a:stretch>
+                      <a:fillRect/>
+                    </a:stretch>
+                  </pic:blipFill>
+                  <pic:spPr>
+                    <a:xfrm>
+                      <a:off x="0" y="0"/>
+                      <a:ext cx="5852160" cy="4389120"/>
+                    </a:xfrm>
+                    <a:prstGeom prst="rect"/>
+                  </pic:spPr>
+                </pic:pic>
+              </a:graphicData>
+            </a:graphic>
+          </wp:inline>
+        </w:drawing>
+      </w:r>
+    </w:p>
+    <w:p>
+      <w:pPr>
+        <w:jc w:val="center"/>
+      </w:pPr>
+      <w:r>
+        <w:t>รูป 5.5A.4 Journal Entry หลังเช็คถูกเคลียร์และย้ายออกจากบัญชีพัก</w:t>
+      </w:r>
+    </w:p>
+    <w:p>
+      <w:r>
+        <w:t>คำอธิบายช่องสำคัญบนหน้าจอ</w:t>
+      </w:r>
+    </w:p>
+    <w:p>
+      <w:r>
+        <w:rPr>
           <w:rFonts w:ascii="TH Sarabun New" w:hAnsi="TH Sarabun New" w:eastAsia="TH Sarabun New"/>
           <w:b/>
           <w:i w:val="0"/>
           <w:color w:val="1F4E79"/>
           <w:sz w:val="36"/>
         </w:rPr>
-        <w:t>ข้อควรระวัง</w:t>
+        <w:t>สิ่งที่ต้องตรวจบนเช็คคงค้าง</w:t>
+      </w:r>
+    </w:p>
+    <w:tbl>
+      <w:tblPr>
+        <w:tblStyle w:val="TableGrid"/>
+        <w:tblW w:type="auto" w:w="0"/>
+        <w:tblLayout w:type="autofit"/>
+        <w:tblLook w:firstColumn="1" w:firstRow="1" w:lastColumn="0" w:lastRow="0" w:noHBand="0" w:noVBand="1" w:val="04A0"/>
+      </w:tblPr>
+      <w:tblGrid>
+        <w:gridCol w:w="3312"/>
+        <w:gridCol w:w="3312"/>
+        <w:gridCol w:w="3312"/>
+      </w:tblGrid>
+      <w:tr>
+        <w:tc>
+          <w:tcPr>
+            <w:tcW w:type="dxa" w:w="3312"/>
+            <w:shd w:fill="D9EAF7"/>
+          </w:tcPr>
+          <w:p>
+            <w:r>
+              <w:rPr>
+                <w:rFonts w:ascii="TH Sarabun New" w:hAnsi="TH Sarabun New" w:eastAsia="TH Sarabun New"/>
+                <w:b w:val="0"/>
+                <w:i w:val="0"/>
+                <w:sz w:val="28"/>
+              </w:rPr>
+              <w:t>Field / Section</w:t>
+            </w:r>
+          </w:p>
+        </w:tc>
+        <w:tc>
+          <w:tcPr>
+            <w:tcW w:type="dxa" w:w="3312"/>
+            <w:shd w:fill="D9EAF7"/>
+          </w:tcPr>
+          <w:p>
+            <w:r>
+              <w:rPr>
+                <w:rFonts w:ascii="TH Sarabun New" w:hAnsi="TH Sarabun New" w:eastAsia="TH Sarabun New"/>
+                <w:b w:val="0"/>
+                <w:i w:val="0"/>
+                <w:sz w:val="28"/>
+              </w:rPr>
+              <w:t>ความหมาย</w:t>
+            </w:r>
+          </w:p>
+        </w:tc>
+        <w:tc>
+          <w:tcPr>
+            <w:tcW w:type="dxa" w:w="3312"/>
+            <w:shd w:fill="D9EAF7"/>
+          </w:tcPr>
+          <w:p>
+            <w:r>
+              <w:rPr>
+                <w:rFonts w:ascii="TH Sarabun New" w:hAnsi="TH Sarabun New" w:eastAsia="TH Sarabun New"/>
+                <w:b w:val="0"/>
+                <w:i w:val="0"/>
+                <w:sz w:val="28"/>
+              </w:rPr>
+              <w:t>วิธีใช้งานหรือค่าตัวอย่าง</w:t>
+            </w:r>
+          </w:p>
+        </w:tc>
+      </w:tr>
+      <w:tr>
+        <w:tc>
+          <w:tcPr>
+            <w:tcW w:type="dxa" w:w="3312"/>
+          </w:tcPr>
+          <w:p>
+            <w:r>
+              <w:rPr>
+                <w:rFonts w:ascii="TH Sarabun New" w:hAnsi="TH Sarabun New" w:eastAsia="TH Sarabun New"/>
+                <w:b w:val="0"/>
+                <w:i w:val="0"/>
+                <w:sz w:val="28"/>
+              </w:rPr>
+              <w:t>state</w:t>
+            </w:r>
+          </w:p>
+        </w:tc>
+        <w:tc>
+          <w:tcPr>
+            <w:tcW w:type="dxa" w:w="3312"/>
+          </w:tcPr>
+          <w:p>
+            <w:r>
+              <w:rPr>
+                <w:rFonts w:ascii="TH Sarabun New" w:hAnsi="TH Sarabun New" w:eastAsia="TH Sarabun New"/>
+                <w:b w:val="0"/>
+                <w:i w:val="0"/>
+                <w:sz w:val="28"/>
+              </w:rPr>
+              <w:t>สถานะปัจจุบันของเช็ค</w:t>
+            </w:r>
+          </w:p>
+        </w:tc>
+        <w:tc>
+          <w:tcPr>
+            <w:tcW w:type="dxa" w:w="3312"/>
+          </w:tcPr>
+          <w:p>
+            <w:r>
+              <w:rPr>
+                <w:rFonts w:ascii="TH Sarabun New" w:hAnsi="TH Sarabun New" w:eastAsia="TH Sarabun New"/>
+                <w:b w:val="0"/>
+                <w:i w:val="0"/>
+                <w:sz w:val="28"/>
+              </w:rPr>
+              <w:t>Confirmed = คงค้าง, Paid = เคลียร์แล้ว</w:t>
+            </w:r>
+          </w:p>
+        </w:tc>
+      </w:tr>
+      <w:tr>
+        <w:tc>
+          <w:tcPr>
+            <w:tcW w:type="dxa" w:w="3312"/>
+          </w:tcPr>
+          <w:p>
+            <w:r>
+              <w:rPr>
+                <w:rFonts w:ascii="TH Sarabun New" w:hAnsi="TH Sarabun New" w:eastAsia="TH Sarabun New"/>
+                <w:b w:val="0"/>
+                <w:i w:val="0"/>
+                <w:sz w:val="28"/>
+              </w:rPr>
+              <w:t>payment_ids</w:t>
+            </w:r>
+          </w:p>
+        </w:tc>
+        <w:tc>
+          <w:tcPr>
+            <w:tcW w:type="dxa" w:w="3312"/>
+          </w:tcPr>
+          <w:p>
+            <w:r>
+              <w:rPr>
+                <w:rFonts w:ascii="TH Sarabun New" w:hAnsi="TH Sarabun New" w:eastAsia="TH Sarabun New"/>
+                <w:b w:val="0"/>
+                <w:i w:val="0"/>
+                <w:sz w:val="28"/>
+              </w:rPr>
+              <w:t>รายการ Payment ที่ผูกกับเช็ค</w:t>
+            </w:r>
+          </w:p>
+        </w:tc>
+        <w:tc>
+          <w:tcPr>
+            <w:tcW w:type="dxa" w:w="3312"/>
+          </w:tcPr>
+          <w:p>
+            <w:r>
+              <w:rPr>
+                <w:rFonts w:ascii="TH Sarabun New" w:hAnsi="TH Sarabun New" w:eastAsia="TH Sarabun New"/>
+                <w:b w:val="0"/>
+                <w:i w:val="0"/>
+                <w:sz w:val="28"/>
+              </w:rPr>
+              <w:t>ใช้ตรวจสอบยอดที่จ่ายจริงและชื่อรายการชำระ</w:t>
+            </w:r>
+          </w:p>
+        </w:tc>
+      </w:tr>
+      <w:tr>
+        <w:tc>
+          <w:tcPr>
+            <w:tcW w:type="dxa" w:w="3312"/>
+          </w:tcPr>
+          <w:p>
+            <w:r>
+              <w:rPr>
+                <w:rFonts w:ascii="TH Sarabun New" w:hAnsi="TH Sarabun New" w:eastAsia="TH Sarabun New"/>
+                <w:b w:val="0"/>
+                <w:i w:val="0"/>
+                <w:sz w:val="28"/>
+              </w:rPr>
+              <w:t>payment_moves</w:t>
+            </w:r>
+          </w:p>
+        </w:tc>
+        <w:tc>
+          <w:tcPr>
+            <w:tcW w:type="dxa" w:w="3312"/>
+          </w:tcPr>
+          <w:p>
+            <w:r>
+              <w:rPr>
+                <w:rFonts w:ascii="TH Sarabun New" w:hAnsi="TH Sarabun New" w:eastAsia="TH Sarabun New"/>
+                <w:b w:val="0"/>
+                <w:i w:val="0"/>
+                <w:sz w:val="28"/>
+              </w:rPr>
+              <w:t>Payment Entry ที่ระบบสร้างตอนออกเช็ค</w:t>
+            </w:r>
+          </w:p>
+        </w:tc>
+        <w:tc>
+          <w:tcPr>
+            <w:tcW w:type="dxa" w:w="3312"/>
+          </w:tcPr>
+          <w:p>
+            <w:r>
+              <w:rPr>
+                <w:rFonts w:ascii="TH Sarabun New" w:hAnsi="TH Sarabun New" w:eastAsia="TH Sarabun New"/>
+                <w:b w:val="0"/>
+                <w:i w:val="0"/>
+                <w:sz w:val="28"/>
+              </w:rPr>
+              <w:t>ใช้ดูว่าปิดเจ้าหนี้แล้วหรือยัง</w:t>
+            </w:r>
+          </w:p>
+        </w:tc>
+      </w:tr>
+      <w:tr>
+        <w:tc>
+          <w:tcPr>
+            <w:tcW w:type="dxa" w:w="3312"/>
+          </w:tcPr>
+          <w:p>
+            <w:r>
+              <w:rPr>
+                <w:rFonts w:ascii="TH Sarabun New" w:hAnsi="TH Sarabun New" w:eastAsia="TH Sarabun New"/>
+                <w:b w:val="0"/>
+                <w:i w:val="0"/>
+                <w:sz w:val="28"/>
+              </w:rPr>
+              <w:t>deposit_move</w:t>
+            </w:r>
+          </w:p>
+        </w:tc>
+        <w:tc>
+          <w:tcPr>
+            <w:tcW w:type="dxa" w:w="3312"/>
+          </w:tcPr>
+          <w:p>
+            <w:r>
+              <w:rPr>
+                <w:rFonts w:ascii="TH Sarabun New" w:hAnsi="TH Sarabun New" w:eastAsia="TH Sarabun New"/>
+                <w:b w:val="0"/>
+                <w:i w:val="0"/>
+                <w:sz w:val="28"/>
+              </w:rPr>
+              <w:t>Journal Entry ตอนเคลียร์ธนาคาร</w:t>
+            </w:r>
+          </w:p>
+        </w:tc>
+        <w:tc>
+          <w:tcPr>
+            <w:tcW w:type="dxa" w:w="3312"/>
+          </w:tcPr>
+          <w:p>
+            <w:r>
+              <w:rPr>
+                <w:rFonts w:ascii="TH Sarabun New" w:hAnsi="TH Sarabun New" w:eastAsia="TH Sarabun New"/>
+                <w:b w:val="0"/>
+                <w:i w:val="0"/>
+                <w:sz w:val="28"/>
+              </w:rPr>
+              <w:t>จะมีค่าเมื่อเช็คถูกตัดผ่านธนาคารแล้ว</w:t>
+            </w:r>
+          </w:p>
+        </w:tc>
+      </w:tr>
+    </w:tbl>
+    <w:p>
+      <w:r>
+        <w:t>ตัวอย่าง Scenario จากข้อมูลจริงในระบบ</w:t>
+      </w:r>
+    </w:p>
+    <w:tbl>
+      <w:tblPr>
+        <w:tblStyle w:val="TableGrid"/>
+        <w:tblW w:type="auto" w:w="0"/>
+        <w:tblLayout w:type="autofit"/>
+        <w:tblLook w:firstColumn="1" w:firstRow="1" w:lastColumn="0" w:lastRow="0" w:noHBand="0" w:noVBand="1" w:val="04A0"/>
+      </w:tblPr>
+      <w:tblGrid>
+        <w:gridCol w:w="3312"/>
+        <w:gridCol w:w="3312"/>
+        <w:gridCol w:w="3312"/>
+      </w:tblGrid>
+      <w:tr>
+        <w:tc>
+          <w:tcPr>
+            <w:tcW w:type="dxa" w:w="3312"/>
+            <w:shd w:fill="D9EAF7"/>
+          </w:tcPr>
+          <w:p>
+            <w:r>
+              <w:rPr>
+                <w:rFonts w:ascii="TH Sarabun New" w:hAnsi="TH Sarabun New" w:eastAsia="TH Sarabun New"/>
+                <w:b w:val="0"/>
+                <w:i w:val="0"/>
+                <w:sz w:val="28"/>
+              </w:rPr>
+              <w:t>Scenario</w:t>
+            </w:r>
+          </w:p>
+        </w:tc>
+        <w:tc>
+          <w:tcPr>
+            <w:tcW w:type="dxa" w:w="3312"/>
+            <w:shd w:fill="D9EAF7"/>
+          </w:tcPr>
+          <w:p>
+            <w:r>
+              <w:rPr>
+                <w:rFonts w:ascii="TH Sarabun New" w:hAnsi="TH Sarabun New" w:eastAsia="TH Sarabun New"/>
+                <w:b w:val="0"/>
+                <w:i w:val="0"/>
+                <w:sz w:val="28"/>
+              </w:rPr>
+              <w:t>ข้อมูลตัวอย่าง</w:t>
+            </w:r>
+          </w:p>
+        </w:tc>
+        <w:tc>
+          <w:tcPr>
+            <w:tcW w:type="dxa" w:w="3312"/>
+            <w:shd w:fill="D9EAF7"/>
+          </w:tcPr>
+          <w:p>
+            <w:r>
+              <w:rPr>
+                <w:rFonts w:ascii="TH Sarabun New" w:hAnsi="TH Sarabun New" w:eastAsia="TH Sarabun New"/>
+                <w:b w:val="0"/>
+                <w:i w:val="0"/>
+                <w:sz w:val="28"/>
+              </w:rPr>
+              <w:t>ผลลัพธ์ที่ต้องเห็น</w:t>
+            </w:r>
+          </w:p>
+        </w:tc>
+      </w:tr>
+      <w:tr>
+        <w:tc>
+          <w:tcPr>
+            <w:tcW w:type="dxa" w:w="3312"/>
+          </w:tcPr>
+          <w:p>
+            <w:r>
+              <w:rPr>
+                <w:rFonts w:ascii="TH Sarabun New" w:hAnsi="TH Sarabun New" w:eastAsia="TH Sarabun New"/>
+                <w:b w:val="0"/>
+                <w:i w:val="0"/>
+                <w:sz w:val="28"/>
+              </w:rPr>
+              <w:t>Scenario A: เช็คยังไม่ออกจากธนาคาร</w:t>
+            </w:r>
+          </w:p>
+        </w:tc>
+        <w:tc>
+          <w:tcPr>
+            <w:tcW w:type="dxa" w:w="3312"/>
+          </w:tcPr>
+          <w:p>
+            <w:r>
+              <w:rPr>
+                <w:rFonts w:ascii="TH Sarabun New" w:hAnsi="TH Sarabun New" w:eastAsia="TH Sarabun New"/>
+                <w:b w:val="0"/>
+                <w:i w:val="0"/>
+                <w:sz w:val="28"/>
+              </w:rPr>
+              <w:t>เช็ค 860200001 ยังอยู่สถานะ confirmed</w:t>
+            </w:r>
+          </w:p>
+        </w:tc>
+        <w:tc>
+          <w:tcPr>
+            <w:tcW w:type="dxa" w:w="3312"/>
+          </w:tcPr>
+          <w:p>
+            <w:r>
+              <w:rPr>
+                <w:rFonts w:ascii="TH Sarabun New" w:hAnsi="TH Sarabun New" w:eastAsia="TH Sarabun New"/>
+                <w:b w:val="0"/>
+                <w:i w:val="0"/>
+                <w:sz w:val="28"/>
+              </w:rPr>
+              <w:t>ยอดยังอยู่ในบัญชีพักเช็คจ่าย</w:t>
+            </w:r>
+          </w:p>
+        </w:tc>
+      </w:tr>
+      <w:tr>
+        <w:tc>
+          <w:tcPr>
+            <w:tcW w:type="dxa" w:w="3312"/>
+          </w:tcPr>
+          <w:p>
+            <w:r>
+              <w:rPr>
+                <w:rFonts w:ascii="TH Sarabun New" w:hAnsi="TH Sarabun New" w:eastAsia="TH Sarabun New"/>
+                <w:b w:val="0"/>
+                <w:i w:val="0"/>
+                <w:sz w:val="28"/>
+              </w:rPr>
+              <w:t>Scenario B: เช็คเคลียร์แล้ว</w:t>
+            </w:r>
+          </w:p>
+        </w:tc>
+        <w:tc>
+          <w:tcPr>
+            <w:tcW w:type="dxa" w:w="3312"/>
+          </w:tcPr>
+          <w:p>
+            <w:r>
+              <w:rPr>
+                <w:rFonts w:ascii="TH Sarabun New" w:hAnsi="TH Sarabun New" w:eastAsia="TH Sarabun New"/>
+                <w:b w:val="0"/>
+                <w:i w:val="0"/>
+                <w:sz w:val="28"/>
+              </w:rPr>
+              <w:t>เช็ค 860200002 อยู่สถานะ paid</w:t>
+            </w:r>
+          </w:p>
+        </w:tc>
+        <w:tc>
+          <w:tcPr>
+            <w:tcW w:type="dxa" w:w="3312"/>
+          </w:tcPr>
+          <w:p>
+            <w:r>
+              <w:rPr>
+                <w:rFonts w:ascii="TH Sarabun New" w:hAnsi="TH Sarabun New" w:eastAsia="TH Sarabun New"/>
+                <w:b w:val="0"/>
+                <w:i w:val="0"/>
+                <w:sz w:val="28"/>
+              </w:rPr>
+              <w:t>ยอดออกจากบัญชีพักเช็คจ่ายและตัดเข้าบัญชีธนาคารจริงแล้ว</w:t>
+            </w:r>
+          </w:p>
+        </w:tc>
+      </w:tr>
+    </w:tbl>
+    <w:p>
+      <w:r>
+        <w:t>สิ่งที่ควรตรวจสอบก่อนบันทึก</w:t>
       </w:r>
     </w:p>
     <w:p>
@@ -1783,12 +1698,6 @@
         <w:t>หากพบว่าเช็คอยู่สถานะ Confirmed นานผิดปกติ ควรประสานธนาคารและตรวจ Bank Statement ควบคู่กัน</w:t>
       </w:r>
     </w:p>
-    <w:sectPr>
-      <w:pgSz w:w="12240" w:h="15840"/>
-      <w:pgMar w:top="1008" w:right="1152" w:bottom="1008" w:left="1152" w:header="720" w:footer="720" w:gutter="0"/>
-      <w:cols w:space="720"/>
-      <w:docGrid w:linePitch="360"/>
-    </w:sectPr>
   </w:body>
 </w:document>
 </file>

--- a/manual/Accouting_Manual/generated_20260408/docx/5.5_5.5 ติดตามเช็คคงค้าง (Outstanding Cheques).docx
+++ b/manual/Accouting_Manual/generated_20260408/docx/5.5_5.5 ติดตามเช็คคงค้าง (Outstanding Cheques).docx
@@ -2,15 +2,12 @@
 <file path=word/document.xml><?xml version="1.0" encoding="utf-8"?>
 <w:document xmlns:wpc="http://schemas.microsoft.com/office/word/2010/wordprocessingCanvas" xmlns:mo="http://schemas.microsoft.com/office/mac/office/2008/main" xmlns:mc="http://schemas.openxmlformats.org/markup-compatibility/2006" xmlns:mv="urn:schemas-microsoft-com:mac:vml" xmlns:o="urn:schemas-microsoft-com:office:office" xmlns:r="http://schemas.openxmlformats.org/officeDocument/2006/relationships" xmlns:m="http://schemas.openxmlformats.org/officeDocument/2006/math" xmlns:v="urn:schemas-microsoft-com:vml" xmlns:wp14="http://schemas.microsoft.com/office/word/2010/wordprocessingDrawing" xmlns:wp="http://schemas.openxmlformats.org/drawingml/2006/wordprocessingDrawing" xmlns:w10="urn:schemas-microsoft-com:office:word" xmlns:w="http://schemas.openxmlformats.org/wordprocessingml/2006/main" xmlns:w14="http://schemas.microsoft.com/office/word/2010/wordml" xmlns:wpg="http://schemas.microsoft.com/office/word/2010/wordprocessingGroup" xmlns:wpi="http://schemas.microsoft.com/office/word/2010/wordprocessingInk" xmlns:wne="http://schemas.microsoft.com/office/word/2006/wordml" xmlns:wps="http://schemas.microsoft.com/office/word/2010/wordprocessingShape" mc:Ignorable="w14 wp14">
   <w:body>
-    <w:sectPr>
-      <w:pgSz w:w="12240" w:h="15840"/>
-      <w:pgMar w:top="1008" w:right="1152" w:bottom="1008" w:left="1152" w:header="720" w:footer="720" w:gutter="0"/>
-      <w:cols w:space="720"/>
-      <w:docGrid w:linePitch="360"/>
-    </w:sectPr>
     <w:p>
       <w:pPr>
+        <w:spacing w:before="0" w:after="120"/>
         <w:jc w:val="center"/>
+        <w:keepNext/>
+        <w:keepLines/>
       </w:pPr>
       <w:r>
         <w:rPr>
@@ -25,6 +22,7 @@
     </w:p>
     <w:p>
       <w:pPr>
+        <w:spacing w:before="0" w:after="120"/>
         <w:jc w:val="center"/>
       </w:pPr>
       <w:r>
@@ -37,8 +35,15 @@
         <w:t>Module Cheque</w:t>
       </w:r>
     </w:p>
-    <w:p/>
     <w:p>
+      <w:pPr>
+        <w:spacing w:before="0" w:after="120"/>
+      </w:pPr>
+    </w:p>
+    <w:p>
+      <w:pPr>
+        <w:spacing w:before="0" w:after="120"/>
+      </w:pPr>
       <w:r>
         <w:rPr>
           <w:rFonts w:ascii="TH Sarabun New" w:hAnsi="TH Sarabun New" w:eastAsia="TH Sarabun New"/>
@@ -53,6 +58,7 @@
     <w:p>
       <w:pPr>
         <w:pStyle w:val="ListBullet"/>
+        <w:spacing w:before="0" w:after="120"/>
       </w:pPr>
       <w:r>
         <w:rPr>
@@ -67,6 +73,7 @@
     <w:p>
       <w:pPr>
         <w:pStyle w:val="ListBullet"/>
+        <w:spacing w:before="0" w:after="120"/>
       </w:pPr>
       <w:r>
         <w:rPr>
@@ -81,6 +88,7 @@
     <w:p>
       <w:pPr>
         <w:pStyle w:val="ListBullet"/>
+        <w:spacing w:before="0" w:after="120"/>
       </w:pPr>
       <w:r>
         <w:rPr>
@@ -93,6 +101,11 @@
       </w:r>
     </w:p>
     <w:p>
+      <w:pPr>
+        <w:spacing w:before="0" w:after="120"/>
+        <w:jc w:val="center"/>
+        <w:keepNext/>
+      </w:pPr>
       <w:r>
         <w:rPr>
           <w:rFonts w:ascii="TH Sarabun New" w:hAnsi="TH Sarabun New" w:eastAsia="TH Sarabun New"/>
@@ -107,6 +120,7 @@
     <w:p>
       <w:pPr>
         <w:pStyle w:val="ListBullet"/>
+        <w:spacing w:before="0" w:after="120"/>
       </w:pPr>
       <w:r>
         <w:rPr>
@@ -121,9 +135,79 @@
     <w:p>
       <w:pPr>
         <w:pStyle w:val="ListBullet"/>
+        <w:spacing w:before="0" w:after="120"/>
       </w:pPr>
       <w:r>
+        <w:rPr>
+          <w:rFonts w:ascii="TH Sarabun New" w:hAnsi="TH Sarabun New" w:eastAsia="TH Sarabun New"/>
+          <w:b w:val="0"/>
+          <w:i w:val="0"/>
+          <w:sz w:val="32"/>
+        </w:rPr>
+      </w:r>
+      <w:r>
+        <w:rPr>
+          <w:rFonts w:ascii="TH Sarabun New" w:hAnsi="TH Sarabun New" w:eastAsia="TH Sarabun New"/>
+          <w:b w:val="0"/>
+          <w:sz w:val="32"/>
+        </w:rPr>
         <w:t>ตัวอย่างเช็คคงค้างจริงในระบบ คือเลขที่ 860200001 สถานะ confirmed</w:t>
+      </w:r>
+    </w:p>
+    <w:p>
+      <w:pPr>
+        <w:pStyle w:val="ListBullet"/>
+        <w:spacing w:before="0" w:after="120"/>
+      </w:pPr>
+      <w:r>
+        <w:rPr>
+          <w:rFonts w:ascii="TH Sarabun New" w:hAnsi="TH Sarabun New" w:eastAsia="TH Sarabun New"/>
+          <w:b w:val="0"/>
+          <w:i w:val="0"/>
+          <w:sz w:val="32"/>
+        </w:rPr>
+        <w:t>หัวข้อนี้เน้นการอ่านสถานะ การเปิด Smart Buttons เพื่อตรวจสอบ Payment Entry และการตัดสินใจว่าเมื่อไรควรกด Bank Deposit หรือ Done</w:t>
+      </w:r>
+    </w:p>
+    <w:p>
+      <w:r>
+        <w:rPr>
+          <w:rFonts w:ascii="TH Sarabun New" w:hAnsi="TH Sarabun New" w:eastAsia="TH Sarabun New"/>
+          <w:b/>
+          <w:sz w:val="32"/>
+        </w:rPr>
+        <w:t>แนวทางการใช้งาน</w:t>
+      </w:r>
+    </w:p>
+    <w:p>
+      <w:r>
+        <w:rPr>
+          <w:rFonts w:ascii="TH Sarabun New" w:hAnsi="TH Sarabun New" w:eastAsia="TH Sarabun New"/>
+          <w:b w:val="0"/>
+          <w:sz w:val="32"/>
+        </w:rPr>
+        <w:t>เช็คคงค้างคือเช็คที่สร้างแล้วแต่ยังไม่ถูกตัดผ่านธนาคาร การติดตามหัวข้อนี้ช่วยให้ผู้ใช้งานรู้ว่ายอดใดเป็นภาระที่ยังไม่ออกจากบัญชีธนาคารจริง.</w:t>
+      </w:r>
+    </w:p>
+    <w:p>
+      <w:r>
+        <w:rPr>
+          <w:rFonts w:ascii="TH Sarabun New" w:hAnsi="TH Sarabun New" w:eastAsia="TH Sarabun New"/>
+          <w:b w:val="0"/>
+          <w:sz w:val="32"/>
+        </w:rPr>
+        <w:t>แนวทางที่ควรทำคือเปิดเช็คจากเมนู Outstanding ก่อน แล้วค่อยใช้ Smart Button และเมนู Paid Cheque ช่วยเปรียบเทียบผลก่อนและหลังการเคลียร์.</w:t>
+      </w:r>
+    </w:p>
+    <w:p>
+      <w:r>
+        <w:rPr>
+          <w:rFonts w:ascii="TH Sarabun New" w:hAnsi="TH Sarabun New" w:eastAsia="TH Sarabun New"/>
+          <w:b/>
+          <w:i w:val="0"/>
+          <w:sz w:val="32"/>
+        </w:rPr>
+        <w:t>เมนูที่ใช้</w:t>
       </w:r>
     </w:p>
     <w:p>
@@ -137,12 +221,220 @@
           <w:i w:val="0"/>
           <w:sz w:val="32"/>
         </w:rPr>
-        <w:t>หัวข้อนี้เน้นการอ่านสถานะ การเปิด Smart Buttons เพื่อตรวจสอบ Payment Entry และการตัดสินใจว่าเมื่อไรควรกด Bank Deposit หรือ Done</w:t>
+        <w:t>Cheque &gt; Cheque &gt; Cheque Paying</w:t>
+      </w:r>
+    </w:p>
+    <w:p>
+      <w:pPr>
+        <w:pStyle w:val="ListBullet"/>
+      </w:pPr>
+      <w:r>
+        <w:rPr>
+          <w:rFonts w:ascii="TH Sarabun New" w:hAnsi="TH Sarabun New" w:eastAsia="TH Sarabun New"/>
+          <w:b w:val="0"/>
+          <w:i w:val="0"/>
+          <w:sz w:val="32"/>
+        </w:rPr>
+        <w:t>Cheque &gt; Cheque &gt; Cheque Transactions</w:t>
+      </w:r>
+    </w:p>
+    <w:p>
+      <w:pPr>
+        <w:pStyle w:val="ListBullet"/>
+      </w:pPr>
+      <w:r>
+        <w:rPr>
+          <w:rFonts w:ascii="TH Sarabun New" w:hAnsi="TH Sarabun New" w:eastAsia="TH Sarabun New"/>
+          <w:b w:val="0"/>
+          <w:i w:val="0"/>
+          <w:sz w:val="32"/>
+        </w:rPr>
+        <w:t>Cheque &gt; Cheque &gt; Paid Cheque</w:t>
       </w:r>
     </w:p>
     <w:p>
       <w:r>
-        <w:t>สิ่งที่ทำได้ในหน้าจอนี้</w:t>
+        <w:rPr>
+          <w:rFonts w:ascii="TH Sarabun New" w:hAnsi="TH Sarabun New" w:eastAsia="TH Sarabun New"/>
+          <w:b/>
+          <w:i w:val="0"/>
+          <w:sz w:val="32"/>
+        </w:rPr>
+        <w:t>3. ขั้นตอนการใช้งาน</w:t>
+      </w:r>
+    </w:p>
+    <w:p>
+      <w:r>
+        <w:rPr>
+          <w:rFonts w:ascii="TH Sarabun New" w:hAnsi="TH Sarabun New" w:eastAsia="TH Sarabun New"/>
+          <w:b w:val="0"/>
+          <w:i w:val="0"/>
+          <w:sz w:val="32"/>
+        </w:rPr>
+        <w:t>1. เริ่มจากหน้า Dashboard แล้วคลิกเข้าโมดูล Cheque</w:t>
+      </w:r>
+    </w:p>
+    <w:p>
+      <w:r>
+        <w:drawing>
+          <wp:inline xmlns:a="http://schemas.openxmlformats.org/drawingml/2006/main" xmlns:pic="http://schemas.openxmlformats.org/drawingml/2006/picture">
+            <wp:extent cx="5669280" cy="4251960"/>
+            <wp:docPr id="5" name="Picture 5"/>
+            <wp:cNvGraphicFramePr>
+              <a:graphicFrameLocks noChangeAspect="1"/>
+            </wp:cNvGraphicFramePr>
+            <a:graphic>
+              <a:graphicData uri="http://schemas.openxmlformats.org/drawingml/2006/picture">
+                <pic:pic>
+                  <pic:nvPicPr>
+                    <pic:cNvPr id="0" name="image.png"/>
+                    <pic:cNvPicPr/>
+                  </pic:nvPicPr>
+                  <pic:blipFill>
+                    <a:blip r:embed="rId13"/>
+                    <a:stretch>
+                      <a:fillRect/>
+                    </a:stretch>
+                  </pic:blipFill>
+                  <pic:spPr>
+                    <a:xfrm>
+                      <a:off x="0" y="0"/>
+                      <a:ext cx="5669280" cy="4251960"/>
+                    </a:xfrm>
+                    <a:prstGeom prst="rect"/>
+                  </pic:spPr>
+                </pic:pic>
+              </a:graphicData>
+            </a:graphic>
+          </wp:inline>
+        </w:drawing>
+      </w:r>
+    </w:p>
+    <w:p>
+      <w:r>
+        <w:rPr>
+          <w:rFonts w:ascii="TH Sarabun New" w:hAnsi="TH Sarabun New" w:eastAsia="TH Sarabun New"/>
+          <w:b w:val="0"/>
+          <w:i/>
+          <w:sz w:val="28"/>
+        </w:rPr>
+        <w:t>ภาพประกอบขั้นตอนที่ 1</w:t>
+      </w:r>
+    </w:p>
+    <w:p>
+      <w:r>
+        <w:rPr>
+          <w:rFonts w:ascii="TH Sarabun New" w:hAnsi="TH Sarabun New" w:eastAsia="TH Sarabun New"/>
+          <w:b w:val="0"/>
+          <w:i w:val="0"/>
+          <w:sz w:val="32"/>
+        </w:rPr>
+        <w:t>2. เมื่อเข้ามาในโมดูล Cheque แล้ว ให้ใช้เมนู Cheque &gt; Cheque &gt; Cheque Paying และ Cheque &gt; Cheque &gt; Cheque Transactions และ Cheque &gt; Cheque &gt; Paid Cheque ตามลำดับของงาน</w:t>
+      </w:r>
+    </w:p>
+    <w:p>
+      <w:r>
+        <w:drawing>
+          <wp:inline xmlns:a="http://schemas.openxmlformats.org/drawingml/2006/main" xmlns:pic="http://schemas.openxmlformats.org/drawingml/2006/picture">
+            <wp:extent cx="5669280" cy="4251960"/>
+            <wp:docPr id="6" name="Picture 6"/>
+            <wp:cNvGraphicFramePr>
+              <a:graphicFrameLocks noChangeAspect="1"/>
+            </wp:cNvGraphicFramePr>
+            <a:graphic>
+              <a:graphicData uri="http://schemas.openxmlformats.org/drawingml/2006/picture">
+                <pic:pic>
+                  <pic:nvPicPr>
+                    <pic:cNvPr id="0" name="image.png"/>
+                    <pic:cNvPicPr/>
+                  </pic:nvPicPr>
+                  <pic:blipFill>
+                    <a:blip r:embed="rId14"/>
+                    <a:stretch>
+                      <a:fillRect/>
+                    </a:stretch>
+                  </pic:blipFill>
+                  <pic:spPr>
+                    <a:xfrm>
+                      <a:off x="0" y="0"/>
+                      <a:ext cx="5669280" cy="4251960"/>
+                    </a:xfrm>
+                    <a:prstGeom prst="rect"/>
+                  </pic:spPr>
+                </pic:pic>
+              </a:graphicData>
+            </a:graphic>
+          </wp:inline>
+        </w:drawing>
+      </w:r>
+    </w:p>
+    <w:p>
+      <w:r>
+        <w:rPr>
+          <w:rFonts w:ascii="TH Sarabun New" w:hAnsi="TH Sarabun New" w:eastAsia="TH Sarabun New"/>
+          <w:b w:val="0"/>
+          <w:i/>
+          <w:sz w:val="28"/>
+        </w:rPr>
+        <w:t>ภาพประกอบขั้นตอนที่ 2</w:t>
+      </w:r>
+    </w:p>
+    <w:p>
+      <w:r>
+        <w:rPr>
+          <w:rFonts w:ascii="TH Sarabun New" w:hAnsi="TH Sarabun New" w:eastAsia="TH Sarabun New"/>
+          <w:b w:val="0"/>
+          <w:i w:val="0"/>
+          <w:sz w:val="32"/>
+        </w:rPr>
+        <w:t>3. ค้นหาเช็คคงค้าง โดย เข้าเมนู Cheque &gt; Cheque &gt; Cheque Paying แล้วค้นหาเลขเช็คหรือชื่อคู่ค้าที่ต้องการ จากนั้น เปิดเช็คตัวอย่าง 860200001 เพื่อดูรายละเอียดเช็คขาออกที่ยังคงค้าง จากนั้น ตรวจสถานะและรายการบัญชี โดย ตรวจสอบฟิลด์ state ว่าอยู่ในสถานะ Confirmed หรือสถานะอื่น จากนั้น กด Smart Button Payment Entry เพื่อตรวจสอบว่ารายการบัญชีปัจจุบันยังคง Credit บัญชีพักเช็คจ่ายอยู่หรือไม่ และ ตัดสินใจเมื่อเช็คเริ่มเคลียร์ โดย หากธนาคารเริ่มนำเช็คไปเรียกเก็บ ให้กด Bank Deposit เพื่อขยับเช็คเข้าสู่ขั้นตอนการเคลียร์ จากนั้น เมื่อเช็คถูกตัดผ่านบัญชีแล้ว สามารถตรวจเช็คตัวอย่างเลขที่ 860200002 ในเมนู Paid Cheque ประกอบได้</w:t>
+      </w:r>
+    </w:p>
+    <w:p>
+      <w:r>
+        <w:drawing>
+          <wp:inline xmlns:a="http://schemas.openxmlformats.org/drawingml/2006/main" xmlns:pic="http://schemas.openxmlformats.org/drawingml/2006/picture">
+            <wp:extent cx="5669280" cy="4251960"/>
+            <wp:docPr id="7" name="Picture 7"/>
+            <wp:cNvGraphicFramePr>
+              <a:graphicFrameLocks noChangeAspect="1"/>
+            </wp:cNvGraphicFramePr>
+            <a:graphic>
+              <a:graphicData uri="http://schemas.openxmlformats.org/drawingml/2006/picture">
+                <pic:pic>
+                  <pic:nvPicPr>
+                    <pic:cNvPr id="0" name="image.png"/>
+                    <pic:cNvPicPr/>
+                  </pic:nvPicPr>
+                  <pic:blipFill>
+                    <a:blip r:embed="rId9"/>
+                    <a:stretch>
+                      <a:fillRect/>
+                    </a:stretch>
+                  </pic:blipFill>
+                  <pic:spPr>
+                    <a:xfrm>
+                      <a:off x="0" y="0"/>
+                      <a:ext cx="5669280" cy="4251960"/>
+                    </a:xfrm>
+                    <a:prstGeom prst="rect"/>
+                  </pic:spPr>
+                </pic:pic>
+              </a:graphicData>
+            </a:graphic>
+          </wp:inline>
+        </w:drawing>
+      </w:r>
+    </w:p>
+    <w:p>
+      <w:r>
+        <w:rPr>
+          <w:rFonts w:ascii="TH Sarabun New" w:hAnsi="TH Sarabun New" w:eastAsia="TH Sarabun New"/>
+          <w:b w:val="0"/>
+          <w:i/>
+          <w:sz w:val="28"/>
+        </w:rPr>
+        <w:t>ภาพประกอบขั้นตอนที่ 3</w:t>
       </w:r>
     </w:p>
     <w:tbl>
@@ -158,6 +450,9 @@
         <w:gridCol w:w="3312"/>
       </w:tblGrid>
       <w:tr>
+        <w:trPr>
+          <w:cantSplit/>
+        </w:trPr>
         <w:tc>
           <w:tcPr>
             <w:tcW w:type="dxa" w:w="3312"/>
@@ -211,6 +506,9 @@
         </w:tc>
       </w:tr>
       <w:tr>
+        <w:trPr>
+          <w:cantSplit/>
+        </w:trPr>
         <w:tc>
           <w:tcPr>
             <w:tcW w:type="dxa" w:w="3312"/>
@@ -249,12 +547,21 @@
           </w:tcPr>
           <w:p>
             <w:r>
-              <w:t>ใช้ค้นหาเช็คที่ยัง Confirmed หรือยังไม่ปิด ลำดับการทำงาน</w:t>
+              <w:rPr>
+                <w:rFonts w:ascii="TH Sarabun New" w:hAnsi="TH Sarabun New" w:eastAsia="TH Sarabun New"/>
+                <w:b w:val="0"/>
+                <w:i w:val="0"/>
+                <w:sz w:val="28"/>
+              </w:rPr>
+              <w:t>ใช้ค้นหาเช็คที่ยัง Confirmed หรือยังไม่ปิด flow</w:t>
             </w:r>
           </w:p>
         </w:tc>
       </w:tr>
       <w:tr>
+        <w:trPr>
+          <w:cantSplit/>
+        </w:trPr>
         <w:tc>
           <w:tcPr>
             <w:tcW w:type="dxa" w:w="3312"/>
@@ -293,12 +600,21 @@
           </w:tcPr>
           <w:p>
             <w:r>
-              <w:t>ใช้ค้นหาย้อนหลังหรือใช้ ตัวกรอง เพิ่มเติม</w:t>
+              <w:rPr>
+                <w:rFonts w:ascii="TH Sarabun New" w:hAnsi="TH Sarabun New" w:eastAsia="TH Sarabun New"/>
+                <w:b w:val="0"/>
+                <w:i w:val="0"/>
+                <w:sz w:val="28"/>
+              </w:rPr>
+              <w:t>ใช้ค้นหาย้อนหลังหรือใช้ filter เพิ่มเติม</w:t>
             </w:r>
           </w:p>
         </w:tc>
       </w:tr>
       <w:tr>
+        <w:trPr>
+          <w:cantSplit/>
+        </w:trPr>
         <w:tc>
           <w:tcPr>
             <w:tcW w:type="dxa" w:w="3312"/>
@@ -337,12 +653,21 @@
           </w:tcPr>
           <w:p>
             <w:r>
-              <w:t>ใช้ตรวจเช็คผลลัพธ์หลังจบ ลำดับการทำงาน</w:t>
+              <w:rPr>
+                <w:rFonts w:ascii="TH Sarabun New" w:hAnsi="TH Sarabun New" w:eastAsia="TH Sarabun New"/>
+                <w:b w:val="0"/>
+                <w:i w:val="0"/>
+                <w:sz w:val="28"/>
+              </w:rPr>
+              <w:t>ใช้ตรวจเช็คผลลัพธ์หลังจบ flow</w:t>
             </w:r>
           </w:p>
         </w:tc>
       </w:tr>
       <w:tr>
+        <w:trPr>
+          <w:cantSplit/>
+        </w:trPr>
         <w:tc>
           <w:tcPr>
             <w:tcW w:type="dxa" w:w="3312"/>
@@ -393,6 +718,9 @@
         </w:tc>
       </w:tr>
       <w:tr>
+        <w:trPr>
+          <w:cantSplit/>
+        </w:trPr>
         <w:tc>
           <w:tcPr>
             <w:tcW w:type="dxa" w:w="3312"/>
@@ -443,214 +771,462 @@
         </w:tc>
       </w:tr>
     </w:tbl>
-    <w:p>
-      <w:r>
-        <w:t>1. เข้าใช้งานจากหน้าหลัก</w:t>
-      </w:r>
-    </w:p>
-    <w:p>
-      <w:pPr>
-        <w:pStyle w:val="ListBullet"/>
-      </w:pPr>
-      <w:r>
-        <w:rPr>
-          <w:rFonts w:ascii="TH Sarabun New" w:hAnsi="TH Sarabun New" w:eastAsia="TH Sarabun New"/>
-          <w:b w:val="0"/>
-          <w:i w:val="0"/>
-          <w:sz w:val="32"/>
-        </w:rPr>
-        <w:t>Cheque &gt; Cheque &gt; Cheque Paying</w:t>
-      </w:r>
-    </w:p>
-    <w:p>
-      <w:pPr>
-        <w:pStyle w:val="ListBullet"/>
-      </w:pPr>
-      <w:r>
-        <w:rPr>
-          <w:rFonts w:ascii="TH Sarabun New" w:hAnsi="TH Sarabun New" w:eastAsia="TH Sarabun New"/>
-          <w:b w:val="0"/>
-          <w:i w:val="0"/>
-          <w:sz w:val="32"/>
-        </w:rPr>
-        <w:t>Cheque &gt; Cheque &gt; Cheque Transactions</w:t>
-      </w:r>
-    </w:p>
-    <w:p>
-      <w:pPr>
-        <w:pStyle w:val="ListBullet"/>
-      </w:pPr>
-      <w:r>
-        <w:rPr>
-          <w:rFonts w:ascii="TH Sarabun New" w:hAnsi="TH Sarabun New" w:eastAsia="TH Sarabun New"/>
-          <w:b w:val="0"/>
-          <w:i w:val="0"/>
-          <w:sz w:val="32"/>
-        </w:rPr>
-        <w:t>Cheque &gt; Cheque &gt; Paid Cheque</w:t>
-      </w:r>
-    </w:p>
-    <w:p>
-      <w:r>
-        <w:rPr>
-          <w:b w:val="0"/>
-        </w:rPr>
-        <w:t>ให้เริ่มจากหน้า Dashboard แล้วกดเข้าโมดูลตามภาพ จากนั้นกดเมนูย่อยตามหมายเลขในภาพเพื่อเข้าสู่หน้าที่ใช้ทำรายการจริง.</w:t>
-      </w:r>
-    </w:p>
-    <w:p>
-      <w:pPr>
-        <w:jc w:val="center"/>
-      </w:pPr>
-      <w:r>
-        <w:drawing>
-          <wp:inline xmlns:a="http://schemas.openxmlformats.org/drawingml/2006/main" xmlns:pic="http://schemas.openxmlformats.org/drawingml/2006/picture">
-            <wp:extent cx="5852160" cy="4389120"/>
-            <wp:docPr id="7" name="Picture 7"/>
-            <wp:cNvGraphicFramePr>
-              <a:graphicFrameLocks noChangeAspect="1"/>
-            </wp:cNvGraphicFramePr>
-            <a:graphic>
-              <a:graphicData uri="http://schemas.openxmlformats.org/drawingml/2006/picture">
-                <pic:pic>
-                  <pic:nvPicPr>
-                    <pic:cNvPr id="0" name="image.png"/>
-                    <pic:cNvPicPr/>
-                  </pic:nvPicPr>
-                  <pic:blipFill>
-                    <a:blip r:embed="rId11"/>
-                    <a:stretch>
-                      <a:fillRect/>
-                    </a:stretch>
-                  </pic:blipFill>
-                  <pic:spPr>
-                    <a:xfrm>
-                      <a:off x="0" y="0"/>
-                      <a:ext cx="5852160" cy="4389120"/>
-                    </a:xfrm>
-                    <a:prstGeom prst="rect"/>
-                  </pic:spPr>
-                </pic:pic>
-              </a:graphicData>
-            </a:graphic>
-          </wp:inline>
-        </w:drawing>
-      </w:r>
-    </w:p>
-    <w:p>
-      <w:pPr>
-        <w:jc w:val="center"/>
-      </w:pPr>
-      <w:r>
-        <w:t>รูป 5.5A.1 หน้า Dashboard สำหรับเข้าโมดูล Cheque</w:t>
-      </w:r>
-    </w:p>
-    <w:p>
-      <w:pPr>
-        <w:jc w:val="center"/>
-      </w:pPr>
-      <w:r>
-        <w:drawing>
-          <wp:inline xmlns:a="http://schemas.openxmlformats.org/drawingml/2006/main" xmlns:pic="http://schemas.openxmlformats.org/drawingml/2006/picture">
-            <wp:extent cx="5852160" cy="4389120"/>
-            <wp:docPr id="8" name="Picture 8"/>
-            <wp:cNvGraphicFramePr>
-              <a:graphicFrameLocks noChangeAspect="1"/>
-            </wp:cNvGraphicFramePr>
-            <a:graphic>
-              <a:graphicData uri="http://schemas.openxmlformats.org/drawingml/2006/picture">
-                <pic:pic>
-                  <pic:nvPicPr>
-                    <pic:cNvPr id="0" name="image.png"/>
-                    <pic:cNvPicPr/>
-                  </pic:nvPicPr>
-                  <pic:blipFill>
-                    <a:blip r:embed="rId12"/>
-                    <a:stretch>
-                      <a:fillRect/>
-                    </a:stretch>
-                  </pic:blipFill>
-                  <pic:spPr>
-                    <a:xfrm>
-                      <a:off x="0" y="0"/>
-                      <a:ext cx="5852160" cy="4389120"/>
-                    </a:xfrm>
-                    <a:prstGeom prst="rect"/>
-                  </pic:spPr>
-                </pic:pic>
-              </a:graphicData>
-            </a:graphic>
-          </wp:inline>
-        </w:drawing>
-      </w:r>
-    </w:p>
-    <w:p>
-      <w:pPr>
-        <w:jc w:val="center"/>
-      </w:pPr>
-      <w:r>
-        <w:t>รูป 5.5A.2 เมนู Cheque &gt; Operations</w:t>
-      </w:r>
-    </w:p>
-    <w:p>
-      <w:r>
-        <w:t>3. ตรวจสอบรายการบัญชี (Journal Entry)</w:t>
-      </w:r>
-    </w:p>
-    <w:p>
-      <w:pPr>
-        <w:pStyle w:val="ListBullet"/>
-      </w:pPr>
-      <w:r>
-        <w:rPr>
-          <w:rFonts w:ascii="TH Sarabun New" w:hAnsi="TH Sarabun New" w:eastAsia="TH Sarabun New"/>
-          <w:b w:val="0"/>
-          <w:i w:val="0"/>
-          <w:sz w:val="32"/>
-        </w:rPr>
-        <w:t>Debit หมายถึงบัญชีฝั่งรับผลประโยชน์หรือรับมูลค่าเพิ่มขึ้นในรายการนั้น</w:t>
-      </w:r>
-    </w:p>
-    <w:p>
-      <w:pPr>
-        <w:pStyle w:val="ListBullet"/>
-      </w:pPr>
-      <w:r>
-        <w:rPr>
-          <w:rFonts w:ascii="TH Sarabun New" w:hAnsi="TH Sarabun New" w:eastAsia="TH Sarabun New"/>
-          <w:b w:val="0"/>
-          <w:i w:val="0"/>
-          <w:sz w:val="32"/>
-        </w:rPr>
-        <w:t>Credit หมายถึงบัญชีฝั่งที่ถูกตัดออกหรือเป็นแหล่งที่มาของมูลค่าในรายการนั้น</w:t>
-      </w:r>
-    </w:p>
-    <w:p>
-      <w:pPr>
-        <w:pStyle w:val="ListBullet"/>
-      </w:pPr>
-      <w:r>
-        <w:rPr>
-          <w:rFonts w:ascii="TH Sarabun New" w:hAnsi="TH Sarabun New" w:eastAsia="TH Sarabun New"/>
-          <w:b w:val="0"/>
-          <w:i w:val="0"/>
-          <w:sz w:val="32"/>
-        </w:rPr>
-        <w:t>ผู้ใช้ควรเปิด Smart Button ชื่อ Payment Entry หรือ Reversed Entry เพื่อตรวจสอบรายการจริงทุกครั้ง</w:t>
-      </w:r>
-    </w:p>
-    <w:p>
-      <w:r>
-        <w:rPr>
-          <w:rFonts w:ascii="TH Sarabun New" w:hAnsi="TH Sarabun New" w:eastAsia="TH Sarabun New"/>
-          <w:b/>
-          <w:i w:val="0"/>
-          <w:color w:val="1F4E79"/>
-          <w:sz w:val="36"/>
-        </w:rPr>
-        <w:t>ตัวอย่าง Journal Items ที่ใช้ตรวจเช็คคงค้าง</w:t>
-      </w:r>
-    </w:p>
+    <w:tbl>
+      <w:tblPr>
+        <w:tblStyle w:val="TableGrid"/>
+        <w:tblW w:type="auto" w:w="0"/>
+        <w:tblLayout w:type="autofit"/>
+        <w:tblLook w:firstColumn="1" w:firstRow="1" w:lastColumn="0" w:lastRow="0" w:noHBand="0" w:noVBand="1" w:val="04A0"/>
+      </w:tblPr>
+      <w:tblGrid>
+        <w:gridCol w:w="3312"/>
+        <w:gridCol w:w="3312"/>
+        <w:gridCol w:w="3312"/>
+      </w:tblGrid>
+      <w:tr>
+        <w:trPr>
+          <w:cantSplit/>
+        </w:trPr>
+        <w:tc>
+          <w:tcPr>
+            <w:tcW w:type="dxa" w:w="3312"/>
+            <w:shd w:fill="D9EAF7"/>
+          </w:tcPr>
+          <w:p>
+            <w:r>
+              <w:rPr>
+                <w:rFonts w:ascii="TH Sarabun New" w:hAnsi="TH Sarabun New" w:eastAsia="TH Sarabun New"/>
+                <w:b w:val="0"/>
+                <w:i w:val="0"/>
+                <w:sz w:val="28"/>
+              </w:rPr>
+              <w:t>Field / Section</w:t>
+            </w:r>
+          </w:p>
+        </w:tc>
+        <w:tc>
+          <w:tcPr>
+            <w:tcW w:type="dxa" w:w="3312"/>
+            <w:shd w:fill="D9EAF7"/>
+          </w:tcPr>
+          <w:p>
+            <w:r>
+              <w:rPr>
+                <w:rFonts w:ascii="TH Sarabun New" w:hAnsi="TH Sarabun New" w:eastAsia="TH Sarabun New"/>
+                <w:b w:val="0"/>
+                <w:i w:val="0"/>
+                <w:sz w:val="28"/>
+              </w:rPr>
+              <w:t>ความหมาย</w:t>
+            </w:r>
+          </w:p>
+        </w:tc>
+        <w:tc>
+          <w:tcPr>
+            <w:tcW w:type="dxa" w:w="3312"/>
+            <w:shd w:fill="D9EAF7"/>
+          </w:tcPr>
+          <w:p>
+            <w:r>
+              <w:rPr>
+                <w:rFonts w:ascii="TH Sarabun New" w:hAnsi="TH Sarabun New" w:eastAsia="TH Sarabun New"/>
+                <w:b w:val="0"/>
+                <w:i w:val="0"/>
+                <w:sz w:val="28"/>
+              </w:rPr>
+              <w:t>วิธีใช้งานหรือค่าตัวอย่าง</w:t>
+            </w:r>
+          </w:p>
+        </w:tc>
+      </w:tr>
+      <w:tr>
+        <w:trPr>
+          <w:cantSplit/>
+        </w:trPr>
+        <w:tc>
+          <w:tcPr>
+            <w:tcW w:type="dxa" w:w="3312"/>
+          </w:tcPr>
+          <w:p>
+            <w:r>
+              <w:rPr>
+                <w:rFonts w:ascii="TH Sarabun New" w:hAnsi="TH Sarabun New" w:eastAsia="TH Sarabun New"/>
+                <w:b w:val="0"/>
+                <w:i w:val="0"/>
+                <w:sz w:val="28"/>
+              </w:rPr>
+              <w:t>state</w:t>
+            </w:r>
+          </w:p>
+        </w:tc>
+        <w:tc>
+          <w:tcPr>
+            <w:tcW w:type="dxa" w:w="3312"/>
+          </w:tcPr>
+          <w:p>
+            <w:r>
+              <w:rPr>
+                <w:rFonts w:ascii="TH Sarabun New" w:hAnsi="TH Sarabun New" w:eastAsia="TH Sarabun New"/>
+                <w:b w:val="0"/>
+                <w:i w:val="0"/>
+                <w:sz w:val="28"/>
+              </w:rPr>
+              <w:t>สถานะปัจจุบันของเช็ค</w:t>
+            </w:r>
+          </w:p>
+        </w:tc>
+        <w:tc>
+          <w:tcPr>
+            <w:tcW w:type="dxa" w:w="3312"/>
+          </w:tcPr>
+          <w:p>
+            <w:r>
+              <w:rPr>
+                <w:rFonts w:ascii="TH Sarabun New" w:hAnsi="TH Sarabun New" w:eastAsia="TH Sarabun New"/>
+                <w:b w:val="0"/>
+                <w:i w:val="0"/>
+                <w:sz w:val="28"/>
+              </w:rPr>
+              <w:t>Confirmed = คงค้าง, Paid = เคลียร์แล้ว</w:t>
+            </w:r>
+          </w:p>
+        </w:tc>
+      </w:tr>
+      <w:tr>
+        <w:trPr>
+          <w:cantSplit/>
+        </w:trPr>
+        <w:tc>
+          <w:tcPr>
+            <w:tcW w:type="dxa" w:w="3312"/>
+          </w:tcPr>
+          <w:p>
+            <w:r>
+              <w:rPr>
+                <w:rFonts w:ascii="TH Sarabun New" w:hAnsi="TH Sarabun New" w:eastAsia="TH Sarabun New"/>
+                <w:b w:val="0"/>
+                <w:i w:val="0"/>
+                <w:sz w:val="28"/>
+              </w:rPr>
+              <w:t>payment_ids</w:t>
+            </w:r>
+          </w:p>
+        </w:tc>
+        <w:tc>
+          <w:tcPr>
+            <w:tcW w:type="dxa" w:w="3312"/>
+          </w:tcPr>
+          <w:p>
+            <w:r>
+              <w:rPr>
+                <w:rFonts w:ascii="TH Sarabun New" w:hAnsi="TH Sarabun New" w:eastAsia="TH Sarabun New"/>
+                <w:b w:val="0"/>
+                <w:i w:val="0"/>
+                <w:sz w:val="28"/>
+              </w:rPr>
+              <w:t>รายการ Payment ที่ผูกกับเช็ค</w:t>
+            </w:r>
+          </w:p>
+        </w:tc>
+        <w:tc>
+          <w:tcPr>
+            <w:tcW w:type="dxa" w:w="3312"/>
+          </w:tcPr>
+          <w:p>
+            <w:r>
+              <w:rPr>
+                <w:rFonts w:ascii="TH Sarabun New" w:hAnsi="TH Sarabun New" w:eastAsia="TH Sarabun New"/>
+                <w:b w:val="0"/>
+                <w:i w:val="0"/>
+                <w:sz w:val="28"/>
+              </w:rPr>
+              <w:t>ใช้ตรวจสอบยอดที่จ่ายจริงและชื่อรายการชำระ</w:t>
+            </w:r>
+          </w:p>
+        </w:tc>
+      </w:tr>
+      <w:tr>
+        <w:trPr>
+          <w:cantSplit/>
+        </w:trPr>
+        <w:tc>
+          <w:tcPr>
+            <w:tcW w:type="dxa" w:w="3312"/>
+          </w:tcPr>
+          <w:p>
+            <w:r>
+              <w:rPr>
+                <w:rFonts w:ascii="TH Sarabun New" w:hAnsi="TH Sarabun New" w:eastAsia="TH Sarabun New"/>
+                <w:b w:val="0"/>
+                <w:i w:val="0"/>
+                <w:sz w:val="28"/>
+              </w:rPr>
+              <w:t>payment_moves</w:t>
+            </w:r>
+          </w:p>
+        </w:tc>
+        <w:tc>
+          <w:tcPr>
+            <w:tcW w:type="dxa" w:w="3312"/>
+          </w:tcPr>
+          <w:p>
+            <w:r>
+              <w:rPr>
+                <w:rFonts w:ascii="TH Sarabun New" w:hAnsi="TH Sarabun New" w:eastAsia="TH Sarabun New"/>
+                <w:b w:val="0"/>
+                <w:i w:val="0"/>
+                <w:sz w:val="28"/>
+              </w:rPr>
+              <w:t>Payment Entry ที่ระบบสร้างตอนออกเช็ค</w:t>
+            </w:r>
+          </w:p>
+        </w:tc>
+        <w:tc>
+          <w:tcPr>
+            <w:tcW w:type="dxa" w:w="3312"/>
+          </w:tcPr>
+          <w:p>
+            <w:r>
+              <w:rPr>
+                <w:rFonts w:ascii="TH Sarabun New" w:hAnsi="TH Sarabun New" w:eastAsia="TH Sarabun New"/>
+                <w:b w:val="0"/>
+                <w:i w:val="0"/>
+                <w:sz w:val="28"/>
+              </w:rPr>
+              <w:t>ใช้ดูว่าปิดเจ้าหนี้แล้วหรือยัง</w:t>
+            </w:r>
+          </w:p>
+        </w:tc>
+      </w:tr>
+      <w:tr>
+        <w:trPr>
+          <w:cantSplit/>
+        </w:trPr>
+        <w:tc>
+          <w:tcPr>
+            <w:tcW w:type="dxa" w:w="3312"/>
+          </w:tcPr>
+          <w:p>
+            <w:r>
+              <w:rPr>
+                <w:rFonts w:ascii="TH Sarabun New" w:hAnsi="TH Sarabun New" w:eastAsia="TH Sarabun New"/>
+                <w:b w:val="0"/>
+                <w:i w:val="0"/>
+                <w:sz w:val="28"/>
+              </w:rPr>
+              <w:t>deposit_move</w:t>
+            </w:r>
+          </w:p>
+        </w:tc>
+        <w:tc>
+          <w:tcPr>
+            <w:tcW w:type="dxa" w:w="3312"/>
+          </w:tcPr>
+          <w:p>
+            <w:r>
+              <w:rPr>
+                <w:rFonts w:ascii="TH Sarabun New" w:hAnsi="TH Sarabun New" w:eastAsia="TH Sarabun New"/>
+                <w:b w:val="0"/>
+                <w:i w:val="0"/>
+                <w:sz w:val="28"/>
+              </w:rPr>
+              <w:t>Journal Entry ตอนเคลียร์ธนาคาร</w:t>
+            </w:r>
+          </w:p>
+        </w:tc>
+        <w:tc>
+          <w:tcPr>
+            <w:tcW w:type="dxa" w:w="3312"/>
+          </w:tcPr>
+          <w:p>
+            <w:r>
+              <w:rPr>
+                <w:rFonts w:ascii="TH Sarabun New" w:hAnsi="TH Sarabun New" w:eastAsia="TH Sarabun New"/>
+                <w:b w:val="0"/>
+                <w:i w:val="0"/>
+                <w:sz w:val="28"/>
+              </w:rPr>
+              <w:t>จะมีค่าเมื่อเช็คถูกตัดผ่านธนาคารแล้ว</w:t>
+            </w:r>
+          </w:p>
+        </w:tc>
+      </w:tr>
+    </w:tbl>
+    <w:tbl>
+      <w:tblPr>
+        <w:tblStyle w:val="TableGrid"/>
+        <w:tblW w:type="auto" w:w="0"/>
+        <w:tblLayout w:type="autofit"/>
+        <w:tblLook w:firstColumn="1" w:firstRow="1" w:lastColumn="0" w:lastRow="0" w:noHBand="0" w:noVBand="1" w:val="04A0"/>
+      </w:tblPr>
+      <w:tblGrid>
+        <w:gridCol w:w="3312"/>
+        <w:gridCol w:w="3312"/>
+        <w:gridCol w:w="3312"/>
+      </w:tblGrid>
+      <w:tr>
+        <w:trPr>
+          <w:cantSplit/>
+        </w:trPr>
+        <w:tc>
+          <w:tcPr>
+            <w:tcW w:type="dxa" w:w="3312"/>
+            <w:shd w:fill="D9EAF7"/>
+          </w:tcPr>
+          <w:p>
+            <w:r>
+              <w:rPr>
+                <w:rFonts w:ascii="TH Sarabun New" w:hAnsi="TH Sarabun New" w:eastAsia="TH Sarabun New"/>
+                <w:b w:val="0"/>
+                <w:i w:val="0"/>
+                <w:sz w:val="28"/>
+              </w:rPr>
+              <w:t>Scenario</w:t>
+            </w:r>
+          </w:p>
+        </w:tc>
+        <w:tc>
+          <w:tcPr>
+            <w:tcW w:type="dxa" w:w="3312"/>
+            <w:shd w:fill="D9EAF7"/>
+          </w:tcPr>
+          <w:p>
+            <w:r>
+              <w:rPr>
+                <w:rFonts w:ascii="TH Sarabun New" w:hAnsi="TH Sarabun New" w:eastAsia="TH Sarabun New"/>
+                <w:b w:val="0"/>
+                <w:i w:val="0"/>
+                <w:sz w:val="28"/>
+              </w:rPr>
+              <w:t>ข้อมูลตัวอย่าง</w:t>
+            </w:r>
+          </w:p>
+        </w:tc>
+        <w:tc>
+          <w:tcPr>
+            <w:tcW w:type="dxa" w:w="3312"/>
+            <w:shd w:fill="D9EAF7"/>
+          </w:tcPr>
+          <w:p>
+            <w:r>
+              <w:rPr>
+                <w:rFonts w:ascii="TH Sarabun New" w:hAnsi="TH Sarabun New" w:eastAsia="TH Sarabun New"/>
+                <w:b w:val="0"/>
+                <w:i w:val="0"/>
+                <w:sz w:val="28"/>
+              </w:rPr>
+              <w:t>ผลลัพธ์ที่ต้องเห็น</w:t>
+            </w:r>
+          </w:p>
+        </w:tc>
+      </w:tr>
+      <w:tr>
+        <w:trPr>
+          <w:cantSplit/>
+        </w:trPr>
+        <w:tc>
+          <w:tcPr>
+            <w:tcW w:type="dxa" w:w="3312"/>
+          </w:tcPr>
+          <w:p>
+            <w:r>
+              <w:rPr>
+                <w:rFonts w:ascii="TH Sarabun New" w:hAnsi="TH Sarabun New" w:eastAsia="TH Sarabun New"/>
+                <w:b w:val="0"/>
+                <w:i w:val="0"/>
+                <w:sz w:val="28"/>
+              </w:rPr>
+              <w:t>Scenario A: เช็คยังไม่ออกจากธนาคาร</w:t>
+            </w:r>
+          </w:p>
+        </w:tc>
+        <w:tc>
+          <w:tcPr>
+            <w:tcW w:type="dxa" w:w="3312"/>
+          </w:tcPr>
+          <w:p>
+            <w:r>
+              <w:rPr>
+                <w:rFonts w:ascii="TH Sarabun New" w:hAnsi="TH Sarabun New" w:eastAsia="TH Sarabun New"/>
+                <w:b w:val="0"/>
+                <w:i w:val="0"/>
+                <w:sz w:val="28"/>
+              </w:rPr>
+              <w:t>เช็ค 860200001 ยังอยู่สถานะ confirmed</w:t>
+            </w:r>
+          </w:p>
+        </w:tc>
+        <w:tc>
+          <w:tcPr>
+            <w:tcW w:type="dxa" w:w="3312"/>
+          </w:tcPr>
+          <w:p>
+            <w:r>
+              <w:rPr>
+                <w:rFonts w:ascii="TH Sarabun New" w:hAnsi="TH Sarabun New" w:eastAsia="TH Sarabun New"/>
+                <w:b w:val="0"/>
+                <w:i w:val="0"/>
+                <w:sz w:val="28"/>
+              </w:rPr>
+              <w:t>ยอดยังอยู่ในบัญชีพักเช็คจ่าย</w:t>
+            </w:r>
+          </w:p>
+        </w:tc>
+      </w:tr>
+      <w:tr>
+        <w:trPr>
+          <w:cantSplit/>
+        </w:trPr>
+        <w:tc>
+          <w:tcPr>
+            <w:tcW w:type="dxa" w:w="3312"/>
+          </w:tcPr>
+          <w:p>
+            <w:r>
+              <w:rPr>
+                <w:rFonts w:ascii="TH Sarabun New" w:hAnsi="TH Sarabun New" w:eastAsia="TH Sarabun New"/>
+                <w:b w:val="0"/>
+                <w:i w:val="0"/>
+                <w:sz w:val="28"/>
+              </w:rPr>
+              <w:t>Scenario B: เช็คเคลียร์แล้ว</w:t>
+            </w:r>
+          </w:p>
+        </w:tc>
+        <w:tc>
+          <w:tcPr>
+            <w:tcW w:type="dxa" w:w="3312"/>
+          </w:tcPr>
+          <w:p>
+            <w:r>
+              <w:rPr>
+                <w:rFonts w:ascii="TH Sarabun New" w:hAnsi="TH Sarabun New" w:eastAsia="TH Sarabun New"/>
+                <w:b w:val="0"/>
+                <w:i w:val="0"/>
+                <w:sz w:val="28"/>
+              </w:rPr>
+              <w:t>เช็ค 860200002 อยู่สถานะ paid</w:t>
+            </w:r>
+          </w:p>
+        </w:tc>
+        <w:tc>
+          <w:tcPr>
+            <w:tcW w:type="dxa" w:w="3312"/>
+          </w:tcPr>
+          <w:p>
+            <w:r>
+              <w:rPr>
+                <w:rFonts w:ascii="TH Sarabun New" w:hAnsi="TH Sarabun New" w:eastAsia="TH Sarabun New"/>
+                <w:b w:val="0"/>
+                <w:i w:val="0"/>
+                <w:sz w:val="28"/>
+              </w:rPr>
+              <w:t>ยอดออกจากบัญชีพักเช็คจ่ายและตัดเข้าบัญชีธนาคารจริงแล้ว</w:t>
+            </w:r>
+          </w:p>
+        </w:tc>
+      </w:tr>
+    </w:tbl>
     <w:tbl>
       <w:tblPr>
         <w:tblStyle w:val="TableGrid"/>
@@ -665,6 +1241,9 @@
         <w:gridCol w:w="2484"/>
       </w:tblGrid>
       <w:tr>
+        <w:trPr>
+          <w:cantSplit/>
+        </w:trPr>
         <w:tc>
           <w:tcPr>
             <w:tcW w:type="dxa" w:w="2484"/>
@@ -735,6 +1314,9 @@
         </w:tc>
       </w:tr>
       <w:tr>
+        <w:trPr>
+          <w:cantSplit/>
+        </w:trPr>
         <w:tc>
           <w:tcPr>
             <w:tcW w:type="dxa" w:w="2484"/>
@@ -801,6 +1383,9 @@
         </w:tc>
       </w:tr>
       <w:tr>
+        <w:trPr>
+          <w:cantSplit/>
+        </w:trPr>
         <w:tc>
           <w:tcPr>
             <w:tcW w:type="dxa" w:w="2484"/>
@@ -867,18 +1452,6 @@
         </w:tc>
       </w:tr>
     </w:tbl>
-    <w:p>
-      <w:r>
-        <w:rPr>
-          <w:rFonts w:ascii="TH Sarabun New" w:hAnsi="TH Sarabun New" w:eastAsia="TH Sarabun New"/>
-          <w:b/>
-          <w:i w:val="0"/>
-          <w:color w:val="1F4E79"/>
-          <w:sz w:val="36"/>
-        </w:rPr>
-        <w:t>ตัวอย่าง Journal Items หลังเช็คเคลียร์แล้วเพื่อใช้เทียบผลลัพธ์</w:t>
-      </w:r>
-    </w:p>
     <w:tbl>
       <w:tblPr>
         <w:tblStyle w:val="TableGrid"/>
@@ -893,6 +1466,9 @@
         <w:gridCol w:w="2484"/>
       </w:tblGrid>
       <w:tr>
+        <w:trPr>
+          <w:cantSplit/>
+        </w:trPr>
         <w:tc>
           <w:tcPr>
             <w:tcW w:type="dxa" w:w="2484"/>
@@ -963,6 +1539,9 @@
         </w:tc>
       </w:tr>
       <w:tr>
+        <w:trPr>
+          <w:cantSplit/>
+        </w:trPr>
         <w:tc>
           <w:tcPr>
             <w:tcW w:type="dxa" w:w="2484"/>
@@ -1029,6 +1608,9 @@
         </w:tc>
       </w:tr>
       <w:tr>
+        <w:trPr>
+          <w:cantSplit/>
+        </w:trPr>
         <w:tc>
           <w:tcPr>
             <w:tcW w:type="dxa" w:w="2484"/>
@@ -1096,22 +1678,82 @@
       </w:tr>
     </w:tbl>
     <w:p>
+      <w:pPr>
+        <w:keepNext/>
+        <w:spacing w:before="0" w:after="120"/>
+        <w:keepLines/>
+      </w:pPr>
       <w:r>
-        <w:rPr>
-          <w:b w:val="0"/>
-        </w:rPr>
-        <w:t>หลังบันทึกรายการสำเร็จ ให้เปิด Journal Entry เพื่อตรวจดูว่าระบบบันทึกเงินเข้า เงินออก หรือบัญชีพักไว้ที่บัญชีใดบ้างตามตัวอย่างจริงด้านล่าง.</w:t>
+        <w:t>4. ตรวจสอบ Journal Entry</w:t>
       </w:r>
     </w:p>
     <w:p>
       <w:pPr>
-        <w:jc w:val="center"/>
+        <w:pStyle w:val="Heading3"/>
+        <w:keepNext/>
+        <w:spacing w:before="0" w:after="120"/>
+        <w:keepLines/>
+      </w:pPr>
+      <w:r>
+        <w:t>วิธีอ่าน Journal ในหัวข้อนี้</w:t>
+      </w:r>
+    </w:p>
+    <w:p>
+      <w:r>
+        <w:rPr>
+          <w:rFonts w:ascii="TH Sarabun New" w:hAnsi="TH Sarabun New" w:eastAsia="TH Sarabun New"/>
+          <w:b/>
+          <w:sz w:val="32"/>
+        </w:rPr>
+        <w:t>แนวทางการตรวจสอบ Journal</w:t>
+      </w:r>
+    </w:p>
+    <w:p>
+      <w:r>
+        <w:rPr>
+          <w:rFonts w:ascii="TH Sarabun New" w:hAnsi="TH Sarabun New" w:eastAsia="TH Sarabun New"/>
+          <w:b w:val="0"/>
+          <w:sz w:val="32"/>
+        </w:rPr>
+        <w:t>การดู Journal ของเช็คคงค้างควรเน้นว่าบัญชีพักเช็คยังมียอดอยู่หรือไม่ เพราะนั่นเป็นสัญญาณสำคัญว่าเช็คยังไม่จบกระบวนการธนาคาร.</w:t>
+      </w:r>
+    </w:p>
+    <w:p>
+      <w:pPr>
+        <w:spacing w:after="120" w:before="0"/>
+        <w:keepNext/>
+      </w:pPr>
+      <w:r>
+        <w:t>ให้ดูชื่อ Journal และสถานะของเช็คก่อนว่าเป็น Confirmed หรือ Paid เพราะความหมายทางบัญชีต่างกัน</w:t>
+      </w:r>
+    </w:p>
+    <w:p>
+      <w:pPr>
+        <w:spacing w:after="120" w:before="0"/>
+        <w:keepNext/>
+      </w:pPr>
+      <w:r>
+        <w:t>สถานะ Confirmed แปลว่ายังอยู่ในบัญชีพักเช็คจ่าย ส่วนสถานะ Paid แปลว่ายอดถูกย้ายไปธนาคารแล้ว</w:t>
+      </w:r>
+    </w:p>
+    <w:p>
+      <w:pPr>
+        <w:spacing w:after="120" w:before="0"/>
+        <w:keepNext/>
+      </w:pPr>
+      <w:r>
+        <w:t>เมื่อเปิด Journal Items ให้ดูว่าชื่อบัญชีและยอดตรงกับสถานะของเช็คที่กำลังติดตามอยู่</w:t>
+      </w:r>
+    </w:p>
+    <w:p>
+      <w:pPr>
+        <w:spacing w:before="0" w:after="120"/>
       </w:pPr>
       <w:r>
         <w:drawing>
           <wp:inline xmlns:a="http://schemas.openxmlformats.org/drawingml/2006/main" xmlns:pic="http://schemas.openxmlformats.org/drawingml/2006/picture">
-            <wp:extent cx="5852160" cy="4389120"/>
-            <wp:docPr id="9" name="Picture 9"/>
+            <wp:extent cx="5669280" cy="4928730"/>
+            <wp:docPr id="3" name="Picture 3"/>
             <wp:cNvGraphicFramePr>
               <a:graphicFrameLocks noChangeAspect="1"/>
             </wp:cNvGraphicFramePr>
@@ -1119,11 +1761,11 @@
               <a:graphicData uri="http://schemas.openxmlformats.org/drawingml/2006/picture">
                 <pic:pic>
                   <pic:nvPicPr>
-                    <pic:cNvPr id="0" name="image.png"/>
+                    <pic:cNvPr id="0" name="journal_cheque_out_confirmed_real_annotated.png"/>
                     <pic:cNvPicPr/>
                   </pic:nvPicPr>
                   <pic:blipFill>
-                    <a:blip r:embed="rId13"/>
+                    <a:blip r:embed="rId11"/>
                     <a:stretch>
                       <a:fillRect/>
                     </a:stretch>
@@ -1131,7 +1773,7 @@
                   <pic:spPr>
                     <a:xfrm>
                       <a:off x="0" y="0"/>
-                      <a:ext cx="5852160" cy="4389120"/>
+                      <a:ext cx="5669280" cy="4928730"/>
                     </a:xfrm>
                     <a:prstGeom prst="rect"/>
                   </pic:spPr>
@@ -1144,21 +1786,23 @@
     </w:p>
     <w:p>
       <w:pPr>
+        <w:spacing w:before="0" w:after="120"/>
         <w:jc w:val="center"/>
+        <w:keepNext/>
       </w:pPr>
       <w:r>
-        <w:t>รูป 5.5A.3 Journal Entry ที่ใช้ตรวจยอด Outstanding Cheque</w:t>
+        <w:t>ภาพ Journal Entry ของเช็คคงค้าง พร้อมคำอธิบาย Dr/Cr</w:t>
       </w:r>
     </w:p>
     <w:p>
       <w:pPr>
-        <w:jc w:val="center"/>
+        <w:spacing w:before="0" w:after="120"/>
       </w:pPr>
       <w:r>
         <w:drawing>
           <wp:inline xmlns:a="http://schemas.openxmlformats.org/drawingml/2006/main" xmlns:pic="http://schemas.openxmlformats.org/drawingml/2006/picture">
-            <wp:extent cx="5852160" cy="4389120"/>
-            <wp:docPr id="10" name="Picture 10"/>
+            <wp:extent cx="5669280" cy="4953533"/>
+            <wp:docPr id="4" name="Picture 4"/>
             <wp:cNvGraphicFramePr>
               <a:graphicFrameLocks noChangeAspect="1"/>
             </wp:cNvGraphicFramePr>
@@ -1166,11 +1810,11 @@
               <a:graphicData uri="http://schemas.openxmlformats.org/drawingml/2006/picture">
                 <pic:pic>
                   <pic:nvPicPr>
-                    <pic:cNvPr id="0" name="image.png"/>
+                    <pic:cNvPr id="0" name="journal_cheque_out_paid_real_annotated.png"/>
                     <pic:cNvPicPr/>
                   </pic:nvPicPr>
                   <pic:blipFill>
-                    <a:blip r:embed="rId14"/>
+                    <a:blip r:embed="rId12"/>
                     <a:stretch>
                       <a:fillRect/>
                     </a:stretch>
@@ -1178,7 +1822,7 @@
                   <pic:spPr>
                     <a:xfrm>
                       <a:off x="0" y="0"/>
-                      <a:ext cx="5852160" cy="4389120"/>
+                      <a:ext cx="5669280" cy="4953533"/>
                     </a:xfrm>
                     <a:prstGeom prst="rect"/>
                   </pic:spPr>
@@ -1191,513 +1835,20 @@
     </w:p>
     <w:p>
       <w:pPr>
+        <w:spacing w:before="0" w:after="120"/>
         <w:jc w:val="center"/>
+        <w:keepNext/>
       </w:pPr>
       <w:r>
-        <w:t>รูป 5.5A.4 Journal Entry หลังเช็คถูกเคลียร์และย้ายออกจากบัญชีพัก</w:t>
+        <w:t>ภาพ Journal Entry หลังเช็คผ่านธนาคาร พร้อมคำอธิบาย Dr/Cr</w:t>
       </w:r>
     </w:p>
-    <w:p>
-      <w:r>
-        <w:t>คำอธิบายช่องสำคัญบนหน้าจอ</w:t>
-      </w:r>
-    </w:p>
-    <w:p>
-      <w:r>
-        <w:rPr>
-          <w:rFonts w:ascii="TH Sarabun New" w:hAnsi="TH Sarabun New" w:eastAsia="TH Sarabun New"/>
-          <w:b/>
-          <w:i w:val="0"/>
-          <w:color w:val="1F4E79"/>
-          <w:sz w:val="36"/>
-        </w:rPr>
-        <w:t>สิ่งที่ต้องตรวจบนเช็คคงค้าง</w:t>
-      </w:r>
-    </w:p>
-    <w:tbl>
-      <w:tblPr>
-        <w:tblStyle w:val="TableGrid"/>
-        <w:tblW w:type="auto" w:w="0"/>
-        <w:tblLayout w:type="autofit"/>
-        <w:tblLook w:firstColumn="1" w:firstRow="1" w:lastColumn="0" w:lastRow="0" w:noHBand="0" w:noVBand="1" w:val="04A0"/>
-      </w:tblPr>
-      <w:tblGrid>
-        <w:gridCol w:w="3312"/>
-        <w:gridCol w:w="3312"/>
-        <w:gridCol w:w="3312"/>
-      </w:tblGrid>
-      <w:tr>
-        <w:tc>
-          <w:tcPr>
-            <w:tcW w:type="dxa" w:w="3312"/>
-            <w:shd w:fill="D9EAF7"/>
-          </w:tcPr>
-          <w:p>
-            <w:r>
-              <w:rPr>
-                <w:rFonts w:ascii="TH Sarabun New" w:hAnsi="TH Sarabun New" w:eastAsia="TH Sarabun New"/>
-                <w:b w:val="0"/>
-                <w:i w:val="0"/>
-                <w:sz w:val="28"/>
-              </w:rPr>
-              <w:t>Field / Section</w:t>
-            </w:r>
-          </w:p>
-        </w:tc>
-        <w:tc>
-          <w:tcPr>
-            <w:tcW w:type="dxa" w:w="3312"/>
-            <w:shd w:fill="D9EAF7"/>
-          </w:tcPr>
-          <w:p>
-            <w:r>
-              <w:rPr>
-                <w:rFonts w:ascii="TH Sarabun New" w:hAnsi="TH Sarabun New" w:eastAsia="TH Sarabun New"/>
-                <w:b w:val="0"/>
-                <w:i w:val="0"/>
-                <w:sz w:val="28"/>
-              </w:rPr>
-              <w:t>ความหมาย</w:t>
-            </w:r>
-          </w:p>
-        </w:tc>
-        <w:tc>
-          <w:tcPr>
-            <w:tcW w:type="dxa" w:w="3312"/>
-            <w:shd w:fill="D9EAF7"/>
-          </w:tcPr>
-          <w:p>
-            <w:r>
-              <w:rPr>
-                <w:rFonts w:ascii="TH Sarabun New" w:hAnsi="TH Sarabun New" w:eastAsia="TH Sarabun New"/>
-                <w:b w:val="0"/>
-                <w:i w:val="0"/>
-                <w:sz w:val="28"/>
-              </w:rPr>
-              <w:t>วิธีใช้งานหรือค่าตัวอย่าง</w:t>
-            </w:r>
-          </w:p>
-        </w:tc>
-      </w:tr>
-      <w:tr>
-        <w:tc>
-          <w:tcPr>
-            <w:tcW w:type="dxa" w:w="3312"/>
-          </w:tcPr>
-          <w:p>
-            <w:r>
-              <w:rPr>
-                <w:rFonts w:ascii="TH Sarabun New" w:hAnsi="TH Sarabun New" w:eastAsia="TH Sarabun New"/>
-                <w:b w:val="0"/>
-                <w:i w:val="0"/>
-                <w:sz w:val="28"/>
-              </w:rPr>
-              <w:t>state</w:t>
-            </w:r>
-          </w:p>
-        </w:tc>
-        <w:tc>
-          <w:tcPr>
-            <w:tcW w:type="dxa" w:w="3312"/>
-          </w:tcPr>
-          <w:p>
-            <w:r>
-              <w:rPr>
-                <w:rFonts w:ascii="TH Sarabun New" w:hAnsi="TH Sarabun New" w:eastAsia="TH Sarabun New"/>
-                <w:b w:val="0"/>
-                <w:i w:val="0"/>
-                <w:sz w:val="28"/>
-              </w:rPr>
-              <w:t>สถานะปัจจุบันของเช็ค</w:t>
-            </w:r>
-          </w:p>
-        </w:tc>
-        <w:tc>
-          <w:tcPr>
-            <w:tcW w:type="dxa" w:w="3312"/>
-          </w:tcPr>
-          <w:p>
-            <w:r>
-              <w:rPr>
-                <w:rFonts w:ascii="TH Sarabun New" w:hAnsi="TH Sarabun New" w:eastAsia="TH Sarabun New"/>
-                <w:b w:val="0"/>
-                <w:i w:val="0"/>
-                <w:sz w:val="28"/>
-              </w:rPr>
-              <w:t>Confirmed = คงค้าง, Paid = เคลียร์แล้ว</w:t>
-            </w:r>
-          </w:p>
-        </w:tc>
-      </w:tr>
-      <w:tr>
-        <w:tc>
-          <w:tcPr>
-            <w:tcW w:type="dxa" w:w="3312"/>
-          </w:tcPr>
-          <w:p>
-            <w:r>
-              <w:rPr>
-                <w:rFonts w:ascii="TH Sarabun New" w:hAnsi="TH Sarabun New" w:eastAsia="TH Sarabun New"/>
-                <w:b w:val="0"/>
-                <w:i w:val="0"/>
-                <w:sz w:val="28"/>
-              </w:rPr>
-              <w:t>payment_ids</w:t>
-            </w:r>
-          </w:p>
-        </w:tc>
-        <w:tc>
-          <w:tcPr>
-            <w:tcW w:type="dxa" w:w="3312"/>
-          </w:tcPr>
-          <w:p>
-            <w:r>
-              <w:rPr>
-                <w:rFonts w:ascii="TH Sarabun New" w:hAnsi="TH Sarabun New" w:eastAsia="TH Sarabun New"/>
-                <w:b w:val="0"/>
-                <w:i w:val="0"/>
-                <w:sz w:val="28"/>
-              </w:rPr>
-              <w:t>รายการ Payment ที่ผูกกับเช็ค</w:t>
-            </w:r>
-          </w:p>
-        </w:tc>
-        <w:tc>
-          <w:tcPr>
-            <w:tcW w:type="dxa" w:w="3312"/>
-          </w:tcPr>
-          <w:p>
-            <w:r>
-              <w:rPr>
-                <w:rFonts w:ascii="TH Sarabun New" w:hAnsi="TH Sarabun New" w:eastAsia="TH Sarabun New"/>
-                <w:b w:val="0"/>
-                <w:i w:val="0"/>
-                <w:sz w:val="28"/>
-              </w:rPr>
-              <w:t>ใช้ตรวจสอบยอดที่จ่ายจริงและชื่อรายการชำระ</w:t>
-            </w:r>
-          </w:p>
-        </w:tc>
-      </w:tr>
-      <w:tr>
-        <w:tc>
-          <w:tcPr>
-            <w:tcW w:type="dxa" w:w="3312"/>
-          </w:tcPr>
-          <w:p>
-            <w:r>
-              <w:rPr>
-                <w:rFonts w:ascii="TH Sarabun New" w:hAnsi="TH Sarabun New" w:eastAsia="TH Sarabun New"/>
-                <w:b w:val="0"/>
-                <w:i w:val="0"/>
-                <w:sz w:val="28"/>
-              </w:rPr>
-              <w:t>payment_moves</w:t>
-            </w:r>
-          </w:p>
-        </w:tc>
-        <w:tc>
-          <w:tcPr>
-            <w:tcW w:type="dxa" w:w="3312"/>
-          </w:tcPr>
-          <w:p>
-            <w:r>
-              <w:rPr>
-                <w:rFonts w:ascii="TH Sarabun New" w:hAnsi="TH Sarabun New" w:eastAsia="TH Sarabun New"/>
-                <w:b w:val="0"/>
-                <w:i w:val="0"/>
-                <w:sz w:val="28"/>
-              </w:rPr>
-              <w:t>Payment Entry ที่ระบบสร้างตอนออกเช็ค</w:t>
-            </w:r>
-          </w:p>
-        </w:tc>
-        <w:tc>
-          <w:tcPr>
-            <w:tcW w:type="dxa" w:w="3312"/>
-          </w:tcPr>
-          <w:p>
-            <w:r>
-              <w:rPr>
-                <w:rFonts w:ascii="TH Sarabun New" w:hAnsi="TH Sarabun New" w:eastAsia="TH Sarabun New"/>
-                <w:b w:val="0"/>
-                <w:i w:val="0"/>
-                <w:sz w:val="28"/>
-              </w:rPr>
-              <w:t>ใช้ดูว่าปิดเจ้าหนี้แล้วหรือยัง</w:t>
-            </w:r>
-          </w:p>
-        </w:tc>
-      </w:tr>
-      <w:tr>
-        <w:tc>
-          <w:tcPr>
-            <w:tcW w:type="dxa" w:w="3312"/>
-          </w:tcPr>
-          <w:p>
-            <w:r>
-              <w:rPr>
-                <w:rFonts w:ascii="TH Sarabun New" w:hAnsi="TH Sarabun New" w:eastAsia="TH Sarabun New"/>
-                <w:b w:val="0"/>
-                <w:i w:val="0"/>
-                <w:sz w:val="28"/>
-              </w:rPr>
-              <w:t>deposit_move</w:t>
-            </w:r>
-          </w:p>
-        </w:tc>
-        <w:tc>
-          <w:tcPr>
-            <w:tcW w:type="dxa" w:w="3312"/>
-          </w:tcPr>
-          <w:p>
-            <w:r>
-              <w:rPr>
-                <w:rFonts w:ascii="TH Sarabun New" w:hAnsi="TH Sarabun New" w:eastAsia="TH Sarabun New"/>
-                <w:b w:val="0"/>
-                <w:i w:val="0"/>
-                <w:sz w:val="28"/>
-              </w:rPr>
-              <w:t>Journal Entry ตอนเคลียร์ธนาคาร</w:t>
-            </w:r>
-          </w:p>
-        </w:tc>
-        <w:tc>
-          <w:tcPr>
-            <w:tcW w:type="dxa" w:w="3312"/>
-          </w:tcPr>
-          <w:p>
-            <w:r>
-              <w:rPr>
-                <w:rFonts w:ascii="TH Sarabun New" w:hAnsi="TH Sarabun New" w:eastAsia="TH Sarabun New"/>
-                <w:b w:val="0"/>
-                <w:i w:val="0"/>
-                <w:sz w:val="28"/>
-              </w:rPr>
-              <w:t>จะมีค่าเมื่อเช็คถูกตัดผ่านธนาคารแล้ว</w:t>
-            </w:r>
-          </w:p>
-        </w:tc>
-      </w:tr>
-    </w:tbl>
-    <w:p>
-      <w:r>
-        <w:t>ตัวอย่าง Scenario จากข้อมูลจริงในระบบ</w:t>
-      </w:r>
-    </w:p>
-    <w:tbl>
-      <w:tblPr>
-        <w:tblStyle w:val="TableGrid"/>
-        <w:tblW w:type="auto" w:w="0"/>
-        <w:tblLayout w:type="autofit"/>
-        <w:tblLook w:firstColumn="1" w:firstRow="1" w:lastColumn="0" w:lastRow="0" w:noHBand="0" w:noVBand="1" w:val="04A0"/>
-      </w:tblPr>
-      <w:tblGrid>
-        <w:gridCol w:w="3312"/>
-        <w:gridCol w:w="3312"/>
-        <w:gridCol w:w="3312"/>
-      </w:tblGrid>
-      <w:tr>
-        <w:tc>
-          <w:tcPr>
-            <w:tcW w:type="dxa" w:w="3312"/>
-            <w:shd w:fill="D9EAF7"/>
-          </w:tcPr>
-          <w:p>
-            <w:r>
-              <w:rPr>
-                <w:rFonts w:ascii="TH Sarabun New" w:hAnsi="TH Sarabun New" w:eastAsia="TH Sarabun New"/>
-                <w:b w:val="0"/>
-                <w:i w:val="0"/>
-                <w:sz w:val="28"/>
-              </w:rPr>
-              <w:t>Scenario</w:t>
-            </w:r>
-          </w:p>
-        </w:tc>
-        <w:tc>
-          <w:tcPr>
-            <w:tcW w:type="dxa" w:w="3312"/>
-            <w:shd w:fill="D9EAF7"/>
-          </w:tcPr>
-          <w:p>
-            <w:r>
-              <w:rPr>
-                <w:rFonts w:ascii="TH Sarabun New" w:hAnsi="TH Sarabun New" w:eastAsia="TH Sarabun New"/>
-                <w:b w:val="0"/>
-                <w:i w:val="0"/>
-                <w:sz w:val="28"/>
-              </w:rPr>
-              <w:t>ข้อมูลตัวอย่าง</w:t>
-            </w:r>
-          </w:p>
-        </w:tc>
-        <w:tc>
-          <w:tcPr>
-            <w:tcW w:type="dxa" w:w="3312"/>
-            <w:shd w:fill="D9EAF7"/>
-          </w:tcPr>
-          <w:p>
-            <w:r>
-              <w:rPr>
-                <w:rFonts w:ascii="TH Sarabun New" w:hAnsi="TH Sarabun New" w:eastAsia="TH Sarabun New"/>
-                <w:b w:val="0"/>
-                <w:i w:val="0"/>
-                <w:sz w:val="28"/>
-              </w:rPr>
-              <w:t>ผลลัพธ์ที่ต้องเห็น</w:t>
-            </w:r>
-          </w:p>
-        </w:tc>
-      </w:tr>
-      <w:tr>
-        <w:tc>
-          <w:tcPr>
-            <w:tcW w:type="dxa" w:w="3312"/>
-          </w:tcPr>
-          <w:p>
-            <w:r>
-              <w:rPr>
-                <w:rFonts w:ascii="TH Sarabun New" w:hAnsi="TH Sarabun New" w:eastAsia="TH Sarabun New"/>
-                <w:b w:val="0"/>
-                <w:i w:val="0"/>
-                <w:sz w:val="28"/>
-              </w:rPr>
-              <w:t>Scenario A: เช็คยังไม่ออกจากธนาคาร</w:t>
-            </w:r>
-          </w:p>
-        </w:tc>
-        <w:tc>
-          <w:tcPr>
-            <w:tcW w:type="dxa" w:w="3312"/>
-          </w:tcPr>
-          <w:p>
-            <w:r>
-              <w:rPr>
-                <w:rFonts w:ascii="TH Sarabun New" w:hAnsi="TH Sarabun New" w:eastAsia="TH Sarabun New"/>
-                <w:b w:val="0"/>
-                <w:i w:val="0"/>
-                <w:sz w:val="28"/>
-              </w:rPr>
-              <w:t>เช็ค 860200001 ยังอยู่สถานะ confirmed</w:t>
-            </w:r>
-          </w:p>
-        </w:tc>
-        <w:tc>
-          <w:tcPr>
-            <w:tcW w:type="dxa" w:w="3312"/>
-          </w:tcPr>
-          <w:p>
-            <w:r>
-              <w:rPr>
-                <w:rFonts w:ascii="TH Sarabun New" w:hAnsi="TH Sarabun New" w:eastAsia="TH Sarabun New"/>
-                <w:b w:val="0"/>
-                <w:i w:val="0"/>
-                <w:sz w:val="28"/>
-              </w:rPr>
-              <w:t>ยอดยังอยู่ในบัญชีพักเช็คจ่าย</w:t>
-            </w:r>
-          </w:p>
-        </w:tc>
-      </w:tr>
-      <w:tr>
-        <w:tc>
-          <w:tcPr>
-            <w:tcW w:type="dxa" w:w="3312"/>
-          </w:tcPr>
-          <w:p>
-            <w:r>
-              <w:rPr>
-                <w:rFonts w:ascii="TH Sarabun New" w:hAnsi="TH Sarabun New" w:eastAsia="TH Sarabun New"/>
-                <w:b w:val="0"/>
-                <w:i w:val="0"/>
-                <w:sz w:val="28"/>
-              </w:rPr>
-              <w:t>Scenario B: เช็คเคลียร์แล้ว</w:t>
-            </w:r>
-          </w:p>
-        </w:tc>
-        <w:tc>
-          <w:tcPr>
-            <w:tcW w:type="dxa" w:w="3312"/>
-          </w:tcPr>
-          <w:p>
-            <w:r>
-              <w:rPr>
-                <w:rFonts w:ascii="TH Sarabun New" w:hAnsi="TH Sarabun New" w:eastAsia="TH Sarabun New"/>
-                <w:b w:val="0"/>
-                <w:i w:val="0"/>
-                <w:sz w:val="28"/>
-              </w:rPr>
-              <w:t>เช็ค 860200002 อยู่สถานะ paid</w:t>
-            </w:r>
-          </w:p>
-        </w:tc>
-        <w:tc>
-          <w:tcPr>
-            <w:tcW w:type="dxa" w:w="3312"/>
-          </w:tcPr>
-          <w:p>
-            <w:r>
-              <w:rPr>
-                <w:rFonts w:ascii="TH Sarabun New" w:hAnsi="TH Sarabun New" w:eastAsia="TH Sarabun New"/>
-                <w:b w:val="0"/>
-                <w:i w:val="0"/>
-                <w:sz w:val="28"/>
-              </w:rPr>
-              <w:t>ยอดออกจากบัญชีพักเช็คจ่ายและตัดเข้าบัญชีธนาคารจริงแล้ว</w:t>
-            </w:r>
-          </w:p>
-        </w:tc>
-      </w:tr>
-    </w:tbl>
-    <w:p>
-      <w:r>
-        <w:t>สิ่งที่ควรตรวจสอบก่อนบันทึก</w:t>
-      </w:r>
-    </w:p>
-    <w:p>
-      <w:pPr>
-        <w:pStyle w:val="ListBullet"/>
-      </w:pPr>
-      <w:r>
-        <w:rPr>
-          <w:rFonts w:ascii="TH Sarabun New" w:hAnsi="TH Sarabun New" w:eastAsia="TH Sarabun New"/>
-          <w:b w:val="0"/>
-          <w:i w:val="0"/>
-          <w:sz w:val="32"/>
-        </w:rPr>
-        <w:t>เมนู Paid Cheque ใช้ดูผลลัพธ์หลังเช็คจบแล้ว ไม่ใช่มุมมองหลักสำหรับ Outstanding</w:t>
-      </w:r>
-    </w:p>
-    <w:p>
-      <w:pPr>
-        <w:pStyle w:val="ListBullet"/>
-      </w:pPr>
-      <w:r>
-        <w:rPr>
-          <w:rFonts w:ascii="TH Sarabun New" w:hAnsi="TH Sarabun New" w:eastAsia="TH Sarabun New"/>
-          <w:b w:val="0"/>
-          <w:i w:val="0"/>
-          <w:sz w:val="32"/>
-        </w:rPr>
-        <w:t>ผู้ใช้ควรเปิด Payment Entry ทุกครั้งเพื่อยืนยันว่าบัญชีพักเช็คจ่ายยังมียอดคงอยู่จริง</w:t>
-      </w:r>
-    </w:p>
-    <w:p>
-      <w:pPr>
-        <w:pStyle w:val="ListBullet"/>
-      </w:pPr>
-      <w:r>
-        <w:rPr>
-          <w:rFonts w:ascii="TH Sarabun New" w:hAnsi="TH Sarabun New" w:eastAsia="TH Sarabun New"/>
-          <w:b w:val="0"/>
-          <w:i w:val="0"/>
-          <w:sz w:val="32"/>
-        </w:rPr>
-        <w:t>หากพบว่าเช็คอยู่สถานะ Confirmed นานผิดปกติ ควรประสานธนาคารและตรวจ Bank Statement ควบคู่กัน</w:t>
-      </w:r>
-    </w:p>
+    <w:sectPr>
+      <w:pgSz w:w="12240" w:h="15840"/>
+      <w:pgMar w:top="1008" w:right="1152" w:bottom="1008" w:left="1152" w:header="720" w:footer="720" w:gutter="0"/>
+      <w:cols w:space="720"/>
+      <w:docGrid w:linePitch="360"/>
+    </w:sectPr>
   </w:body>
 </w:document>
 </file>
